--- a/day1/SOAL - PRA -LSP - 2026.docx
+++ b/day1/SOAL - PRA -LSP - 2026.docx
@@ -8,8 +8,37 @@
       </w:r>
       <w:r>
         <w:tab/>
-        <w:t>: Juang Danovadil Faomasi Zebua</w:t>
-      </w:r>
+        <w:t xml:space="preserve">: </w:t>
+      </w:r>
+      <w:proofErr w:type="spellStart"/>
+      <w:r>
+        <w:t>Juang</w:t>
+      </w:r>
+      <w:proofErr w:type="spellEnd"/>
+      <w:r>
+        <w:t xml:space="preserve"> </w:t>
+      </w:r>
+      <w:proofErr w:type="spellStart"/>
+      <w:r>
+        <w:t>Danovadil</w:t>
+      </w:r>
+      <w:proofErr w:type="spellEnd"/>
+      <w:r>
+        <w:t xml:space="preserve"> </w:t>
+      </w:r>
+      <w:proofErr w:type="spellStart"/>
+      <w:r>
+        <w:t>Faomasi</w:t>
+      </w:r>
+      <w:proofErr w:type="spellEnd"/>
+      <w:r>
+        <w:t xml:space="preserve"> </w:t>
+      </w:r>
+      <w:proofErr w:type="spellStart"/>
+      <w:r>
+        <w:t>Zebua</w:t>
+      </w:r>
+      <w:proofErr w:type="spellEnd"/>
     </w:p>
     <w:p>
       <w:pPr>
@@ -33,6 +62,7 @@
       <w:r>
         <w:br/>
       </w:r>
+      <w:proofErr w:type="spellStart"/>
       <w:r>
         <w:rPr>
           <w:b/>
@@ -40,14 +70,54 @@
           <w:sz w:val="26"/>
           <w:szCs w:val="26"/>
         </w:rPr>
-        <w:t>Soal pra LSP 2026 XII PPLG</w:t>
+        <w:t>Soal</w:t>
+      </w:r>
+      <w:proofErr w:type="spellEnd"/>
+      <w:r>
+        <w:rPr>
+          <w:b/>
+          <w:bCs/>
+          <w:sz w:val="26"/>
+          <w:szCs w:val="26"/>
+        </w:rPr>
+        <w:t xml:space="preserve"> </w:t>
+      </w:r>
+      <w:proofErr w:type="spellStart"/>
+      <w:r>
+        <w:rPr>
+          <w:b/>
+          <w:bCs/>
+          <w:sz w:val="26"/>
+          <w:szCs w:val="26"/>
+        </w:rPr>
+        <w:t>pra</w:t>
+      </w:r>
+      <w:proofErr w:type="spellEnd"/>
+      <w:r>
+        <w:rPr>
+          <w:b/>
+          <w:bCs/>
+          <w:sz w:val="26"/>
+          <w:szCs w:val="26"/>
+        </w:rPr>
+        <w:t xml:space="preserve"> LSP 2026 XII PPLG</w:t>
       </w:r>
     </w:p>
     <w:p/>
     <w:p>
-      <w:r>
-        <w:t>Pilihan Ganda !</w:t>
-      </w:r>
+      <w:proofErr w:type="spellStart"/>
+      <w:r>
+        <w:t>Pilihan</w:t>
+      </w:r>
+      <w:proofErr w:type="spellEnd"/>
+      <w:r>
+        <w:t xml:space="preserve"> </w:t>
+      </w:r>
+      <w:proofErr w:type="gramStart"/>
+      <w:r>
+        <w:t>Ganda !</w:t>
+      </w:r>
+      <w:proofErr w:type="gramEnd"/>
     </w:p>
     <w:p>
       <w:pPr>
@@ -61,8 +131,29 @@
           <w:numId w:val="1"/>
         </w:numPr>
       </w:pPr>
-      <w:r>
-        <w:t>Siapakah tokoh yang menemukan World Wide Web (WWW)?</w:t>
+      <w:proofErr w:type="spellStart"/>
+      <w:r>
+        <w:t>Siapakah</w:t>
+      </w:r>
+      <w:proofErr w:type="spellEnd"/>
+      <w:r>
+        <w:t xml:space="preserve"> </w:t>
+      </w:r>
+      <w:proofErr w:type="spellStart"/>
+      <w:r>
+        <w:t>tokoh</w:t>
+      </w:r>
+      <w:proofErr w:type="spellEnd"/>
+      <w:r>
+        <w:t xml:space="preserve"> yang </w:t>
+      </w:r>
+      <w:proofErr w:type="spellStart"/>
+      <w:r>
+        <w:t>menemukan</w:t>
+      </w:r>
+      <w:proofErr w:type="spellEnd"/>
+      <w:r>
+        <w:t xml:space="preserve"> World Wide Web (WWW)?</w:t>
       </w:r>
       <w:r>
         <w:br/>
@@ -99,8 +190,61 @@
           <w:numId w:val="1"/>
         </w:numPr>
       </w:pPr>
-      <w:r>
-        <w:t>Organisasi internasional yang mengurus standar website saat ini adalah...</w:t>
+      <w:proofErr w:type="spellStart"/>
+      <w:r>
+        <w:t>Organisasi</w:t>
+      </w:r>
+      <w:proofErr w:type="spellEnd"/>
+      <w:r>
+        <w:t xml:space="preserve"> </w:t>
+      </w:r>
+      <w:proofErr w:type="spellStart"/>
+      <w:r>
+        <w:t>internasional</w:t>
+      </w:r>
+      <w:proofErr w:type="spellEnd"/>
+      <w:r>
+        <w:t xml:space="preserve"> yang </w:t>
+      </w:r>
+      <w:proofErr w:type="spellStart"/>
+      <w:r>
+        <w:t>mengurus</w:t>
+      </w:r>
+      <w:proofErr w:type="spellEnd"/>
+      <w:r>
+        <w:t xml:space="preserve"> </w:t>
+      </w:r>
+      <w:proofErr w:type="spellStart"/>
+      <w:r>
+        <w:t>standar</w:t>
+      </w:r>
+      <w:proofErr w:type="spellEnd"/>
+      <w:r>
+        <w:t xml:space="preserve"> website </w:t>
+      </w:r>
+      <w:proofErr w:type="spellStart"/>
+      <w:r>
+        <w:t>saat</w:t>
+      </w:r>
+      <w:proofErr w:type="spellEnd"/>
+      <w:r>
+        <w:t xml:space="preserve"> </w:t>
+      </w:r>
+      <w:proofErr w:type="spellStart"/>
+      <w:r>
+        <w:t>ini</w:t>
+      </w:r>
+      <w:proofErr w:type="spellEnd"/>
+      <w:r>
+        <w:t xml:space="preserve"> </w:t>
+      </w:r>
+      <w:proofErr w:type="spellStart"/>
+      <w:r>
+        <w:t>adalah</w:t>
+      </w:r>
+      <w:proofErr w:type="spellEnd"/>
+      <w:r>
+        <w:t>...</w:t>
       </w:r>
       <w:r>
         <w:br/>
@@ -138,29 +282,185 @@
         </w:numPr>
       </w:pPr>
       <w:r>
-        <w:t>Web 1.0 dikenal sebagai teknologi di mana pengguna hanya bisa...</w:t>
-      </w:r>
-      <w:r>
-        <w:br/>
-        <w:t xml:space="preserve"> a. Berkomunikasi dua arah</w:t>
-      </w:r>
-      <w:r>
-        <w:br/>
-        <w:t xml:space="preserve"> </w:t>
-      </w:r>
-      <w:r>
-        <w:rPr>
-          <w:highlight w:val="yellow"/>
-        </w:rPr>
-        <w:t>b. Melakukan pencarian dan membaca (searching &amp; reading)</w:t>
-      </w:r>
-      <w:r>
-        <w:br/>
-        <w:t xml:space="preserve"> c. Mengisi konten secara kolektif</w:t>
-      </w:r>
-      <w:r>
-        <w:br/>
-        <w:t xml:space="preserve"> d. Menjalankan aplikasi 3D</w:t>
+        <w:t xml:space="preserve">Web 1.0 </w:t>
+      </w:r>
+      <w:proofErr w:type="spellStart"/>
+      <w:r>
+        <w:t>dikenal</w:t>
+      </w:r>
+      <w:proofErr w:type="spellEnd"/>
+      <w:r>
+        <w:t xml:space="preserve"> </w:t>
+      </w:r>
+      <w:proofErr w:type="spellStart"/>
+      <w:r>
+        <w:t>sebagai</w:t>
+      </w:r>
+      <w:proofErr w:type="spellEnd"/>
+      <w:r>
+        <w:t xml:space="preserve"> </w:t>
+      </w:r>
+      <w:proofErr w:type="spellStart"/>
+      <w:r>
+        <w:t>teknologi</w:t>
+      </w:r>
+      <w:proofErr w:type="spellEnd"/>
+      <w:r>
+        <w:t xml:space="preserve"> di mana </w:t>
+      </w:r>
+      <w:proofErr w:type="spellStart"/>
+      <w:r>
+        <w:t>pengguna</w:t>
+      </w:r>
+      <w:proofErr w:type="spellEnd"/>
+      <w:r>
+        <w:t xml:space="preserve"> </w:t>
+      </w:r>
+      <w:proofErr w:type="spellStart"/>
+      <w:r>
+        <w:t>hanya</w:t>
+      </w:r>
+      <w:proofErr w:type="spellEnd"/>
+      <w:r>
+        <w:t xml:space="preserve"> </w:t>
+      </w:r>
+      <w:proofErr w:type="spellStart"/>
+      <w:r>
+        <w:t>bisa</w:t>
+      </w:r>
+      <w:proofErr w:type="spellEnd"/>
+      <w:r>
+        <w:t>...</w:t>
+      </w:r>
+      <w:r>
+        <w:br/>
+        <w:t xml:space="preserve"> a. </w:t>
+      </w:r>
+      <w:proofErr w:type="spellStart"/>
+      <w:r>
+        <w:t>Berkomunikasi</w:t>
+      </w:r>
+      <w:proofErr w:type="spellEnd"/>
+      <w:r>
+        <w:t xml:space="preserve"> </w:t>
+      </w:r>
+      <w:proofErr w:type="spellStart"/>
+      <w:r>
+        <w:t>dua</w:t>
+      </w:r>
+      <w:proofErr w:type="spellEnd"/>
+      <w:r>
+        <w:t xml:space="preserve"> </w:t>
+      </w:r>
+      <w:proofErr w:type="spellStart"/>
+      <w:r>
+        <w:t>arah</w:t>
+      </w:r>
+      <w:proofErr w:type="spellEnd"/>
+      <w:r>
+        <w:br/>
+        <w:t xml:space="preserve"> </w:t>
+      </w:r>
+      <w:r>
+        <w:rPr>
+          <w:highlight w:val="yellow"/>
+        </w:rPr>
+        <w:t xml:space="preserve">b. </w:t>
+      </w:r>
+      <w:proofErr w:type="spellStart"/>
+      <w:r>
+        <w:rPr>
+          <w:highlight w:val="yellow"/>
+        </w:rPr>
+        <w:t>Melakukan</w:t>
+      </w:r>
+      <w:proofErr w:type="spellEnd"/>
+      <w:r>
+        <w:rPr>
+          <w:highlight w:val="yellow"/>
+        </w:rPr>
+        <w:t xml:space="preserve"> </w:t>
+      </w:r>
+      <w:proofErr w:type="spellStart"/>
+      <w:r>
+        <w:rPr>
+          <w:highlight w:val="yellow"/>
+        </w:rPr>
+        <w:t>pencarian</w:t>
+      </w:r>
+      <w:proofErr w:type="spellEnd"/>
+      <w:r>
+        <w:rPr>
+          <w:highlight w:val="yellow"/>
+        </w:rPr>
+        <w:t xml:space="preserve"> dan </w:t>
+      </w:r>
+      <w:proofErr w:type="spellStart"/>
+      <w:r>
+        <w:rPr>
+          <w:highlight w:val="yellow"/>
+        </w:rPr>
+        <w:t>membaca</w:t>
+      </w:r>
+      <w:proofErr w:type="spellEnd"/>
+      <w:r>
+        <w:rPr>
+          <w:highlight w:val="yellow"/>
+        </w:rPr>
+        <w:t xml:space="preserve"> (searching &amp; reading)</w:t>
+      </w:r>
+      <w:r>
+        <w:br/>
+        <w:t xml:space="preserve"> c. </w:t>
+      </w:r>
+      <w:proofErr w:type="spellStart"/>
+      <w:r>
+        <w:t>Mengisi</w:t>
+      </w:r>
+      <w:proofErr w:type="spellEnd"/>
+      <w:r>
+        <w:t xml:space="preserve"> </w:t>
+      </w:r>
+      <w:proofErr w:type="spellStart"/>
+      <w:r>
+        <w:t>konten</w:t>
+      </w:r>
+      <w:proofErr w:type="spellEnd"/>
+      <w:r>
+        <w:t xml:space="preserve"> </w:t>
+      </w:r>
+      <w:proofErr w:type="spellStart"/>
+      <w:r>
+        <w:t>secara</w:t>
+      </w:r>
+      <w:proofErr w:type="spellEnd"/>
+      <w:r>
+        <w:t xml:space="preserve"> </w:t>
+      </w:r>
+      <w:proofErr w:type="spellStart"/>
+      <w:r>
+        <w:t>kolektif</w:t>
+      </w:r>
+      <w:proofErr w:type="spellEnd"/>
+      <w:r>
+        <w:br/>
+        <w:t xml:space="preserve"> d. </w:t>
+      </w:r>
+      <w:proofErr w:type="spellStart"/>
+      <w:r>
+        <w:t>Menjalankan</w:t>
+      </w:r>
+      <w:proofErr w:type="spellEnd"/>
+      <w:r>
+        <w:t xml:space="preserve"> </w:t>
+      </w:r>
+      <w:proofErr w:type="spellStart"/>
+      <w:r>
+        <w:t>aplikasi</w:t>
+      </w:r>
+      <w:proofErr w:type="spellEnd"/>
+      <w:r>
+        <w:t xml:space="preserve"> 3D</w:t>
       </w:r>
     </w:p>
     <w:p>
@@ -175,8 +475,85 @@
           <w:numId w:val="1"/>
         </w:numPr>
       </w:pPr>
-      <w:r>
-        <w:t>Karakteristik Web 2.0 menurut O’Reilly Media, di mana aplikasi dapat langsung dikerjakan di internet tanpa harus menginstal di desktop disebut...</w:t>
+      <w:proofErr w:type="spellStart"/>
+      <w:r>
+        <w:t>Karakteristik</w:t>
+      </w:r>
+      <w:proofErr w:type="spellEnd"/>
+      <w:r>
+        <w:t xml:space="preserve"> Web 2.0 </w:t>
+      </w:r>
+      <w:proofErr w:type="spellStart"/>
+      <w:r>
+        <w:t>menurut</w:t>
+      </w:r>
+      <w:proofErr w:type="spellEnd"/>
+      <w:r>
+        <w:t xml:space="preserve"> O’Reilly Media, di mana </w:t>
+      </w:r>
+      <w:proofErr w:type="spellStart"/>
+      <w:r>
+        <w:t>aplikasi</w:t>
+      </w:r>
+      <w:proofErr w:type="spellEnd"/>
+      <w:r>
+        <w:t xml:space="preserve"> </w:t>
+      </w:r>
+      <w:proofErr w:type="spellStart"/>
+      <w:r>
+        <w:t>dapat</w:t>
+      </w:r>
+      <w:proofErr w:type="spellEnd"/>
+      <w:r>
+        <w:t xml:space="preserve"> </w:t>
+      </w:r>
+      <w:proofErr w:type="spellStart"/>
+      <w:r>
+        <w:t>langsung</w:t>
+      </w:r>
+      <w:proofErr w:type="spellEnd"/>
+      <w:r>
+        <w:t xml:space="preserve"> </w:t>
+      </w:r>
+      <w:proofErr w:type="spellStart"/>
+      <w:r>
+        <w:t>dikerjakan</w:t>
+      </w:r>
+      <w:proofErr w:type="spellEnd"/>
+      <w:r>
+        <w:t xml:space="preserve"> di internet </w:t>
+      </w:r>
+      <w:proofErr w:type="spellStart"/>
+      <w:r>
+        <w:t>tanpa</w:t>
+      </w:r>
+      <w:proofErr w:type="spellEnd"/>
+      <w:r>
+        <w:t xml:space="preserve"> </w:t>
+      </w:r>
+      <w:proofErr w:type="spellStart"/>
+      <w:r>
+        <w:t>harus</w:t>
+      </w:r>
+      <w:proofErr w:type="spellEnd"/>
+      <w:r>
+        <w:t xml:space="preserve"> </w:t>
+      </w:r>
+      <w:proofErr w:type="spellStart"/>
+      <w:r>
+        <w:t>menginstal</w:t>
+      </w:r>
+      <w:proofErr w:type="spellEnd"/>
+      <w:r>
+        <w:t xml:space="preserve"> di desktop </w:t>
+      </w:r>
+      <w:proofErr w:type="spellStart"/>
+      <w:r>
+        <w:t>disebut</w:t>
+      </w:r>
+      <w:proofErr w:type="spellEnd"/>
+      <w:r>
+        <w:t>...</w:t>
       </w:r>
       <w:r>
         <w:br/>
@@ -213,8 +590,61 @@
           <w:numId w:val="1"/>
         </w:numPr>
       </w:pPr>
-      <w:r>
-        <w:t>Karakteristik Web 3.0 yang memungkinkan web membaca situs semudah manusia membacanya disebut...</w:t>
+      <w:proofErr w:type="spellStart"/>
+      <w:r>
+        <w:t>Karakteristik</w:t>
+      </w:r>
+      <w:proofErr w:type="spellEnd"/>
+      <w:r>
+        <w:t xml:space="preserve"> Web 3.0 yang </w:t>
+      </w:r>
+      <w:proofErr w:type="spellStart"/>
+      <w:r>
+        <w:t>memungkinkan</w:t>
+      </w:r>
+      <w:proofErr w:type="spellEnd"/>
+      <w:r>
+        <w:t xml:space="preserve"> web </w:t>
+      </w:r>
+      <w:proofErr w:type="spellStart"/>
+      <w:r>
+        <w:t>membaca</w:t>
+      </w:r>
+      <w:proofErr w:type="spellEnd"/>
+      <w:r>
+        <w:t xml:space="preserve"> situs </w:t>
+      </w:r>
+      <w:proofErr w:type="spellStart"/>
+      <w:r>
+        <w:t>semudah</w:t>
+      </w:r>
+      <w:proofErr w:type="spellEnd"/>
+      <w:r>
+        <w:t xml:space="preserve"> </w:t>
+      </w:r>
+      <w:proofErr w:type="spellStart"/>
+      <w:r>
+        <w:t>manusia</w:t>
+      </w:r>
+      <w:proofErr w:type="spellEnd"/>
+      <w:r>
+        <w:t xml:space="preserve"> </w:t>
+      </w:r>
+      <w:proofErr w:type="spellStart"/>
+      <w:r>
+        <w:t>membacanya</w:t>
+      </w:r>
+      <w:proofErr w:type="spellEnd"/>
+      <w:r>
+        <w:t xml:space="preserve"> </w:t>
+      </w:r>
+      <w:proofErr w:type="spellStart"/>
+      <w:r>
+        <w:t>disebut</w:t>
+      </w:r>
+      <w:proofErr w:type="spellEnd"/>
+      <w:r>
+        <w:t>...</w:t>
       </w:r>
       <w:r>
         <w:br/>
@@ -251,8 +681,29 @@
           <w:numId w:val="1"/>
         </w:numPr>
       </w:pPr>
-      <w:r>
-        <w:t>Kepanjangan dari HTML adalah...</w:t>
+      <w:proofErr w:type="spellStart"/>
+      <w:r>
+        <w:t>Kepanjangan</w:t>
+      </w:r>
+      <w:proofErr w:type="spellEnd"/>
+      <w:r>
+        <w:t xml:space="preserve"> </w:t>
+      </w:r>
+      <w:proofErr w:type="spellStart"/>
+      <w:r>
+        <w:t>dari</w:t>
+      </w:r>
+      <w:proofErr w:type="spellEnd"/>
+      <w:r>
+        <w:t xml:space="preserve"> HTML </w:t>
+      </w:r>
+      <w:proofErr w:type="spellStart"/>
+      <w:r>
+        <w:t>adalah</w:t>
+      </w:r>
+      <w:proofErr w:type="spellEnd"/>
+      <w:r>
+        <w:t>...</w:t>
       </w:r>
       <w:r>
         <w:br/>
@@ -290,30 +741,133 @@
         </w:numPr>
       </w:pPr>
       <w:r>
-        <w:t>Website yang tampilannya tetap dan tidak berubah kecuali naskah kodenya diubah langsung disebut website...</w:t>
-      </w:r>
-      <w:r>
-        <w:br/>
-        <w:t xml:space="preserve"> a. Dinamis</w:t>
-      </w:r>
-      <w:r>
-        <w:br/>
-        <w:t xml:space="preserve"> b. Interaktif</w:t>
-      </w:r>
-      <w:r>
-        <w:br/>
-        <w:t xml:space="preserve"> </w:t>
-      </w:r>
-      <w:r>
-        <w:rPr>
-          <w:highlight w:val="yellow"/>
-        </w:rPr>
-        <w:t>c. Statis</w:t>
-      </w:r>
-      <w:r>
-        <w:br/>
-        <w:t xml:space="preserve"> d. Semantik</w:t>
-      </w:r>
+        <w:t xml:space="preserve">Website yang </w:t>
+      </w:r>
+      <w:proofErr w:type="spellStart"/>
+      <w:r>
+        <w:t>tampilannya</w:t>
+      </w:r>
+      <w:proofErr w:type="spellEnd"/>
+      <w:r>
+        <w:t xml:space="preserve"> </w:t>
+      </w:r>
+      <w:proofErr w:type="spellStart"/>
+      <w:r>
+        <w:t>tetap</w:t>
+      </w:r>
+      <w:proofErr w:type="spellEnd"/>
+      <w:r>
+        <w:t xml:space="preserve"> dan </w:t>
+      </w:r>
+      <w:proofErr w:type="spellStart"/>
+      <w:r>
+        <w:t>tidak</w:t>
+      </w:r>
+      <w:proofErr w:type="spellEnd"/>
+      <w:r>
+        <w:t xml:space="preserve"> </w:t>
+      </w:r>
+      <w:proofErr w:type="spellStart"/>
+      <w:r>
+        <w:t>berubah</w:t>
+      </w:r>
+      <w:proofErr w:type="spellEnd"/>
+      <w:r>
+        <w:t xml:space="preserve"> </w:t>
+      </w:r>
+      <w:proofErr w:type="spellStart"/>
+      <w:r>
+        <w:t>kecuali</w:t>
+      </w:r>
+      <w:proofErr w:type="spellEnd"/>
+      <w:r>
+        <w:t xml:space="preserve"> </w:t>
+      </w:r>
+      <w:proofErr w:type="spellStart"/>
+      <w:r>
+        <w:t>naskah</w:t>
+      </w:r>
+      <w:proofErr w:type="spellEnd"/>
+      <w:r>
+        <w:t xml:space="preserve"> </w:t>
+      </w:r>
+      <w:proofErr w:type="spellStart"/>
+      <w:r>
+        <w:t>kodenya</w:t>
+      </w:r>
+      <w:proofErr w:type="spellEnd"/>
+      <w:r>
+        <w:t xml:space="preserve"> </w:t>
+      </w:r>
+      <w:proofErr w:type="spellStart"/>
+      <w:r>
+        <w:t>diubah</w:t>
+      </w:r>
+      <w:proofErr w:type="spellEnd"/>
+      <w:r>
+        <w:t xml:space="preserve"> </w:t>
+      </w:r>
+      <w:proofErr w:type="spellStart"/>
+      <w:r>
+        <w:t>langsung</w:t>
+      </w:r>
+      <w:proofErr w:type="spellEnd"/>
+      <w:r>
+        <w:t xml:space="preserve"> </w:t>
+      </w:r>
+      <w:proofErr w:type="spellStart"/>
+      <w:r>
+        <w:t>disebut</w:t>
+      </w:r>
+      <w:proofErr w:type="spellEnd"/>
+      <w:r>
+        <w:t xml:space="preserve"> website...</w:t>
+      </w:r>
+      <w:r>
+        <w:br/>
+        <w:t xml:space="preserve"> a. </w:t>
+      </w:r>
+      <w:proofErr w:type="spellStart"/>
+      <w:r>
+        <w:t>Dinamis</w:t>
+      </w:r>
+      <w:proofErr w:type="spellEnd"/>
+      <w:r>
+        <w:br/>
+        <w:t xml:space="preserve"> b. </w:t>
+      </w:r>
+      <w:proofErr w:type="spellStart"/>
+      <w:r>
+        <w:t>Interaktif</w:t>
+      </w:r>
+      <w:proofErr w:type="spellEnd"/>
+      <w:r>
+        <w:br/>
+        <w:t xml:space="preserve"> </w:t>
+      </w:r>
+      <w:r>
+        <w:rPr>
+          <w:highlight w:val="yellow"/>
+        </w:rPr>
+        <w:t xml:space="preserve">c. </w:t>
+      </w:r>
+      <w:proofErr w:type="spellStart"/>
+      <w:r>
+        <w:rPr>
+          <w:highlight w:val="yellow"/>
+        </w:rPr>
+        <w:t>Statis</w:t>
+      </w:r>
+      <w:proofErr w:type="spellEnd"/>
+      <w:r>
+        <w:br/>
+        <w:t xml:space="preserve"> d. </w:t>
+      </w:r>
+      <w:proofErr w:type="spellStart"/>
+      <w:r>
+        <w:t>Semantik</w:t>
+      </w:r>
+      <w:proofErr w:type="spellEnd"/>
     </w:p>
     <w:p>
       <w:pPr>
@@ -327,8 +881,61 @@
           <w:numId w:val="1"/>
         </w:numPr>
       </w:pPr>
-      <w:r>
-        <w:t>Manakah di bawah ini yang merupakan contoh bahasa Server Side Scripting?</w:t>
+      <w:proofErr w:type="spellStart"/>
+      <w:r>
+        <w:t>Manakah</w:t>
+      </w:r>
+      <w:proofErr w:type="spellEnd"/>
+      <w:r>
+        <w:t xml:space="preserve"> di </w:t>
+      </w:r>
+      <w:proofErr w:type="spellStart"/>
+      <w:r>
+        <w:t>bawah</w:t>
+      </w:r>
+      <w:proofErr w:type="spellEnd"/>
+      <w:r>
+        <w:t xml:space="preserve"> </w:t>
+      </w:r>
+      <w:proofErr w:type="spellStart"/>
+      <w:r>
+        <w:t>ini</w:t>
+      </w:r>
+      <w:proofErr w:type="spellEnd"/>
+      <w:r>
+        <w:t xml:space="preserve"> yang </w:t>
+      </w:r>
+      <w:proofErr w:type="spellStart"/>
+      <w:r>
+        <w:t>merupakan</w:t>
+      </w:r>
+      <w:proofErr w:type="spellEnd"/>
+      <w:r>
+        <w:t xml:space="preserve"> </w:t>
+      </w:r>
+      <w:proofErr w:type="spellStart"/>
+      <w:r>
+        <w:t>contoh</w:t>
+      </w:r>
+      <w:proofErr w:type="spellEnd"/>
+      <w:r>
+        <w:t xml:space="preserve"> </w:t>
+      </w:r>
+      <w:proofErr w:type="spellStart"/>
+      <w:r>
+        <w:t>bahasa</w:t>
+      </w:r>
+      <w:proofErr w:type="spellEnd"/>
+      <w:r>
+        <w:t xml:space="preserve"> </w:t>
+      </w:r>
+      <w:proofErr w:type="gramStart"/>
+      <w:r>
+        <w:t>Server Side</w:t>
+      </w:r>
+      <w:proofErr w:type="gramEnd"/>
+      <w:r>
+        <w:t xml:space="preserve"> Scripting?</w:t>
       </w:r>
       <w:r>
         <w:br/>
@@ -366,7 +973,55 @@
         </w:numPr>
       </w:pPr>
       <w:r>
-        <w:t>Tag HTML yang digunakan untuk mengawali sebuah dokumen adalah...</w:t>
+        <w:t xml:space="preserve">Tag HTML yang </w:t>
+      </w:r>
+      <w:proofErr w:type="spellStart"/>
+      <w:r>
+        <w:t>digunakan</w:t>
+      </w:r>
+      <w:proofErr w:type="spellEnd"/>
+      <w:r>
+        <w:t xml:space="preserve"> </w:t>
+      </w:r>
+      <w:proofErr w:type="spellStart"/>
+      <w:r>
+        <w:t>untuk</w:t>
+      </w:r>
+      <w:proofErr w:type="spellEnd"/>
+      <w:r>
+        <w:t xml:space="preserve"> </w:t>
+      </w:r>
+      <w:proofErr w:type="spellStart"/>
+      <w:r>
+        <w:t>mengawali</w:t>
+      </w:r>
+      <w:proofErr w:type="spellEnd"/>
+      <w:r>
+        <w:t xml:space="preserve"> </w:t>
+      </w:r>
+      <w:proofErr w:type="spellStart"/>
+      <w:r>
+        <w:t>sebuah</w:t>
+      </w:r>
+      <w:proofErr w:type="spellEnd"/>
+      <w:r>
+        <w:t xml:space="preserve"> </w:t>
+      </w:r>
+      <w:proofErr w:type="spellStart"/>
+      <w:r>
+        <w:t>dokumen</w:t>
+      </w:r>
+      <w:proofErr w:type="spellEnd"/>
+      <w:r>
+        <w:t xml:space="preserve"> </w:t>
+      </w:r>
+      <w:proofErr w:type="spellStart"/>
+      <w:r>
+        <w:t>adalah</w:t>
+      </w:r>
+      <w:proofErr w:type="spellEnd"/>
+      <w:r>
+        <w:t>...</w:t>
       </w:r>
       <w:r>
         <w:br/>
@@ -455,7 +1110,63 @@
         </w:numPr>
       </w:pPr>
       <w:r>
-        <w:t>Tag yang digunakan untuk membuat judul halaman web yang tampil di tab browser adalah...</w:t>
+        <w:t xml:space="preserve">Tag yang </w:t>
+      </w:r>
+      <w:proofErr w:type="spellStart"/>
+      <w:r>
+        <w:t>digunakan</w:t>
+      </w:r>
+      <w:proofErr w:type="spellEnd"/>
+      <w:r>
+        <w:t xml:space="preserve"> </w:t>
+      </w:r>
+      <w:proofErr w:type="spellStart"/>
+      <w:r>
+        <w:t>untuk</w:t>
+      </w:r>
+      <w:proofErr w:type="spellEnd"/>
+      <w:r>
+        <w:t xml:space="preserve"> </w:t>
+      </w:r>
+      <w:proofErr w:type="spellStart"/>
+      <w:r>
+        <w:t>membuat</w:t>
+      </w:r>
+      <w:proofErr w:type="spellEnd"/>
+      <w:r>
+        <w:t xml:space="preserve"> </w:t>
+      </w:r>
+      <w:proofErr w:type="spellStart"/>
+      <w:r>
+        <w:t>judul</w:t>
+      </w:r>
+      <w:proofErr w:type="spellEnd"/>
+      <w:r>
+        <w:t xml:space="preserve"> </w:t>
+      </w:r>
+      <w:proofErr w:type="spellStart"/>
+      <w:r>
+        <w:t>halaman</w:t>
+      </w:r>
+      <w:proofErr w:type="spellEnd"/>
+      <w:r>
+        <w:t xml:space="preserve"> web yang </w:t>
+      </w:r>
+      <w:proofErr w:type="spellStart"/>
+      <w:r>
+        <w:t>tampil</w:t>
+      </w:r>
+      <w:proofErr w:type="spellEnd"/>
+      <w:r>
+        <w:t xml:space="preserve"> di tab browser </w:t>
+      </w:r>
+      <w:proofErr w:type="spellStart"/>
+      <w:r>
+        <w:t>adalah</w:t>
+      </w:r>
+      <w:proofErr w:type="spellEnd"/>
+      <w:r>
+        <w:t>...</w:t>
       </w:r>
       <w:r>
         <w:br/>
@@ -544,7 +1255,55 @@
         </w:numPr>
       </w:pPr>
       <w:r>
-        <w:t>Tag HTML yang digunakan untuk membuat baris baru (line break) adalah...</w:t>
+        <w:t xml:space="preserve">Tag HTML yang </w:t>
+      </w:r>
+      <w:proofErr w:type="spellStart"/>
+      <w:r>
+        <w:t>digunakan</w:t>
+      </w:r>
+      <w:proofErr w:type="spellEnd"/>
+      <w:r>
+        <w:t xml:space="preserve"> </w:t>
+      </w:r>
+      <w:proofErr w:type="spellStart"/>
+      <w:r>
+        <w:t>untuk</w:t>
+      </w:r>
+      <w:proofErr w:type="spellEnd"/>
+      <w:r>
+        <w:t xml:space="preserve"> </w:t>
+      </w:r>
+      <w:proofErr w:type="spellStart"/>
+      <w:r>
+        <w:t>membuat</w:t>
+      </w:r>
+      <w:proofErr w:type="spellEnd"/>
+      <w:r>
+        <w:t xml:space="preserve"> </w:t>
+      </w:r>
+      <w:proofErr w:type="spellStart"/>
+      <w:r>
+        <w:t>baris</w:t>
+      </w:r>
+      <w:proofErr w:type="spellEnd"/>
+      <w:r>
+        <w:t xml:space="preserve"> </w:t>
+      </w:r>
+      <w:proofErr w:type="spellStart"/>
+      <w:r>
+        <w:t>baru</w:t>
+      </w:r>
+      <w:proofErr w:type="spellEnd"/>
+      <w:r>
+        <w:t xml:space="preserve"> (line break) </w:t>
+      </w:r>
+      <w:proofErr w:type="spellStart"/>
+      <w:r>
+        <w:t>adalah</w:t>
+      </w:r>
+      <w:proofErr w:type="spellEnd"/>
+      <w:r>
+        <w:t>...</w:t>
       </w:r>
       <w:r>
         <w:br/>
@@ -562,7 +1321,25 @@
           <w:color w:val="188038"/>
           <w:highlight w:val="yellow"/>
         </w:rPr>
-        <w:t>&lt;br&gt;</w:t>
+        <w:t>&lt;</w:t>
+      </w:r>
+      <w:proofErr w:type="spellStart"/>
+      <w:r>
+        <w:rPr>
+          <w:rFonts w:ascii="Roboto Mono" w:eastAsia="Roboto Mono" w:hAnsi="Roboto Mono" w:cs="Roboto Mono"/>
+          <w:color w:val="188038"/>
+          <w:highlight w:val="yellow"/>
+        </w:rPr>
+        <w:t>br</w:t>
+      </w:r>
+      <w:proofErr w:type="spellEnd"/>
+      <w:r>
+        <w:rPr>
+          <w:rFonts w:ascii="Roboto Mono" w:eastAsia="Roboto Mono" w:hAnsi="Roboto Mono" w:cs="Roboto Mono"/>
+          <w:color w:val="188038"/>
+          <w:highlight w:val="yellow"/>
+        </w:rPr>
+        <w:t>&gt;</w:t>
       </w:r>
       <w:r>
         <w:rPr>
@@ -579,7 +1356,23 @@
           <w:rFonts w:ascii="Roboto Mono" w:eastAsia="Roboto Mono" w:hAnsi="Roboto Mono" w:cs="Roboto Mono"/>
           <w:color w:val="188038"/>
         </w:rPr>
-        <w:t>&lt;hr&gt;</w:t>
+        <w:t>&lt;</w:t>
+      </w:r>
+      <w:proofErr w:type="spellStart"/>
+      <w:r>
+        <w:rPr>
+          <w:rFonts w:ascii="Roboto Mono" w:eastAsia="Roboto Mono" w:hAnsi="Roboto Mono" w:cs="Roboto Mono"/>
+          <w:color w:val="188038"/>
+        </w:rPr>
+        <w:t>hr</w:t>
+      </w:r>
+      <w:proofErr w:type="spellEnd"/>
+      <w:r>
+        <w:rPr>
+          <w:rFonts w:ascii="Roboto Mono" w:eastAsia="Roboto Mono" w:hAnsi="Roboto Mono" w:cs="Roboto Mono"/>
+          <w:color w:val="188038"/>
+        </w:rPr>
+        <w:t>&gt;</w:t>
       </w:r>
       <w:r>
         <w:rPr>
@@ -596,7 +1389,23 @@
           <w:rFonts w:ascii="Roboto Mono" w:eastAsia="Roboto Mono" w:hAnsi="Roboto Mono" w:cs="Roboto Mono"/>
           <w:color w:val="188038"/>
         </w:rPr>
-        <w:t>&lt;lb&gt;</w:t>
+        <w:t>&lt;</w:t>
+      </w:r>
+      <w:proofErr w:type="spellStart"/>
+      <w:r>
+        <w:rPr>
+          <w:rFonts w:ascii="Roboto Mono" w:eastAsia="Roboto Mono" w:hAnsi="Roboto Mono" w:cs="Roboto Mono"/>
+          <w:color w:val="188038"/>
+        </w:rPr>
+        <w:t>lb</w:t>
+      </w:r>
+      <w:proofErr w:type="spellEnd"/>
+      <w:r>
+        <w:rPr>
+          <w:rFonts w:ascii="Roboto Mono" w:eastAsia="Roboto Mono" w:hAnsi="Roboto Mono" w:cs="Roboto Mono"/>
+          <w:color w:val="188038"/>
+        </w:rPr>
+        <w:t>&gt;</w:t>
       </w:r>
       <w:r>
         <w:rPr>
@@ -640,32 +1449,142 @@
           <w:rFonts w:ascii="Roboto Mono" w:eastAsia="Roboto Mono" w:hAnsi="Roboto Mono" w:cs="Roboto Mono"/>
           <w:color w:val="188038"/>
         </w:rPr>
-        <w:t>&lt;hr&gt;</w:t>
-      </w:r>
-      <w:r>
-        <w:t xml:space="preserve"> dalam HTML berfungsi untuk...</w:t>
-      </w:r>
-      <w:r>
-        <w:br/>
-        <w:t xml:space="preserve"> a. Membuat paragraf</w:t>
-      </w:r>
-      <w:r>
-        <w:br/>
-        <w:t xml:space="preserve"> </w:t>
-      </w:r>
-      <w:r>
-        <w:rPr>
-          <w:highlight w:val="yellow"/>
-        </w:rPr>
-        <w:t>b. Membuat garis horizontal (thematic change)</w:t>
-      </w:r>
-      <w:r>
-        <w:br/>
-        <w:t xml:space="preserve"> c. Membuat teks tebal</w:t>
-      </w:r>
-      <w:r>
-        <w:br/>
-        <w:t xml:space="preserve"> d. Membuat hyperlink</w:t>
+        <w:t>&lt;</w:t>
+      </w:r>
+      <w:proofErr w:type="spellStart"/>
+      <w:r>
+        <w:rPr>
+          <w:rFonts w:ascii="Roboto Mono" w:eastAsia="Roboto Mono" w:hAnsi="Roboto Mono" w:cs="Roboto Mono"/>
+          <w:color w:val="188038"/>
+        </w:rPr>
+        <w:t>hr</w:t>
+      </w:r>
+      <w:proofErr w:type="spellEnd"/>
+      <w:r>
+        <w:rPr>
+          <w:rFonts w:ascii="Roboto Mono" w:eastAsia="Roboto Mono" w:hAnsi="Roboto Mono" w:cs="Roboto Mono"/>
+          <w:color w:val="188038"/>
+        </w:rPr>
+        <w:t>&gt;</w:t>
+      </w:r>
+      <w:r>
+        <w:t xml:space="preserve"> </w:t>
+      </w:r>
+      <w:proofErr w:type="spellStart"/>
+      <w:r>
+        <w:t>dalam</w:t>
+      </w:r>
+      <w:proofErr w:type="spellEnd"/>
+      <w:r>
+        <w:t xml:space="preserve"> HTML </w:t>
+      </w:r>
+      <w:proofErr w:type="spellStart"/>
+      <w:r>
+        <w:t>berfungsi</w:t>
+      </w:r>
+      <w:proofErr w:type="spellEnd"/>
+      <w:r>
+        <w:t xml:space="preserve"> </w:t>
+      </w:r>
+      <w:proofErr w:type="spellStart"/>
+      <w:r>
+        <w:t>untuk</w:t>
+      </w:r>
+      <w:proofErr w:type="spellEnd"/>
+      <w:r>
+        <w:t>...</w:t>
+      </w:r>
+      <w:r>
+        <w:br/>
+        <w:t xml:space="preserve"> a. </w:t>
+      </w:r>
+      <w:proofErr w:type="spellStart"/>
+      <w:r>
+        <w:t>Membuat</w:t>
+      </w:r>
+      <w:proofErr w:type="spellEnd"/>
+      <w:r>
+        <w:t xml:space="preserve"> </w:t>
+      </w:r>
+      <w:proofErr w:type="spellStart"/>
+      <w:r>
+        <w:t>paragraf</w:t>
+      </w:r>
+      <w:proofErr w:type="spellEnd"/>
+      <w:r>
+        <w:br/>
+        <w:t xml:space="preserve"> </w:t>
+      </w:r>
+      <w:r>
+        <w:rPr>
+          <w:highlight w:val="yellow"/>
+        </w:rPr>
+        <w:t xml:space="preserve">b. </w:t>
+      </w:r>
+      <w:proofErr w:type="spellStart"/>
+      <w:r>
+        <w:rPr>
+          <w:highlight w:val="yellow"/>
+        </w:rPr>
+        <w:t>Membuat</w:t>
+      </w:r>
+      <w:proofErr w:type="spellEnd"/>
+      <w:r>
+        <w:rPr>
+          <w:highlight w:val="yellow"/>
+        </w:rPr>
+        <w:t xml:space="preserve"> </w:t>
+      </w:r>
+      <w:proofErr w:type="spellStart"/>
+      <w:r>
+        <w:rPr>
+          <w:highlight w:val="yellow"/>
+        </w:rPr>
+        <w:t>garis</w:t>
+      </w:r>
+      <w:proofErr w:type="spellEnd"/>
+      <w:r>
+        <w:rPr>
+          <w:highlight w:val="yellow"/>
+        </w:rPr>
+        <w:t xml:space="preserve"> horizontal (thematic change)</w:t>
+      </w:r>
+      <w:r>
+        <w:br/>
+        <w:t xml:space="preserve"> c. </w:t>
+      </w:r>
+      <w:proofErr w:type="spellStart"/>
+      <w:r>
+        <w:t>Membuat</w:t>
+      </w:r>
+      <w:proofErr w:type="spellEnd"/>
+      <w:r>
+        <w:t xml:space="preserve"> </w:t>
+      </w:r>
+      <w:proofErr w:type="spellStart"/>
+      <w:r>
+        <w:t>teks</w:t>
+      </w:r>
+      <w:proofErr w:type="spellEnd"/>
+      <w:r>
+        <w:t xml:space="preserve"> </w:t>
+      </w:r>
+      <w:proofErr w:type="spellStart"/>
+      <w:r>
+        <w:t>tebal</w:t>
+      </w:r>
+      <w:proofErr w:type="spellEnd"/>
+      <w:r>
+        <w:br/>
+        <w:t xml:space="preserve"> d. </w:t>
+      </w:r>
+      <w:proofErr w:type="spellStart"/>
+      <w:r>
+        <w:t>Membuat</w:t>
+      </w:r>
+      <w:proofErr w:type="spellEnd"/>
+      <w:r>
+        <w:t xml:space="preserve"> hyperlink</w:t>
       </w:r>
     </w:p>
     <w:p>
@@ -680,8 +1599,61 @@
           <w:numId w:val="1"/>
         </w:numPr>
       </w:pPr>
-      <w:r>
-        <w:t>Untuk membuat teks menjadi tebal, kita menggunakan tag...</w:t>
+      <w:proofErr w:type="spellStart"/>
+      <w:r>
+        <w:t>Untuk</w:t>
+      </w:r>
+      <w:proofErr w:type="spellEnd"/>
+      <w:r>
+        <w:t xml:space="preserve"> </w:t>
+      </w:r>
+      <w:proofErr w:type="spellStart"/>
+      <w:r>
+        <w:t>membuat</w:t>
+      </w:r>
+      <w:proofErr w:type="spellEnd"/>
+      <w:r>
+        <w:t xml:space="preserve"> </w:t>
+      </w:r>
+      <w:proofErr w:type="spellStart"/>
+      <w:r>
+        <w:t>teks</w:t>
+      </w:r>
+      <w:proofErr w:type="spellEnd"/>
+      <w:r>
+        <w:t xml:space="preserve"> </w:t>
+      </w:r>
+      <w:proofErr w:type="spellStart"/>
+      <w:r>
+        <w:t>menjadi</w:t>
+      </w:r>
+      <w:proofErr w:type="spellEnd"/>
+      <w:r>
+        <w:t xml:space="preserve"> </w:t>
+      </w:r>
+      <w:proofErr w:type="spellStart"/>
+      <w:r>
+        <w:t>tebal</w:t>
+      </w:r>
+      <w:proofErr w:type="spellEnd"/>
+      <w:r>
+        <w:t xml:space="preserve">, </w:t>
+      </w:r>
+      <w:proofErr w:type="spellStart"/>
+      <w:r>
+        <w:t>kita</w:t>
+      </w:r>
+      <w:proofErr w:type="spellEnd"/>
+      <w:r>
+        <w:t xml:space="preserve"> </w:t>
+      </w:r>
+      <w:proofErr w:type="spellStart"/>
+      <w:r>
+        <w:t>menggunakan</w:t>
+      </w:r>
+      <w:proofErr w:type="spellEnd"/>
+      <w:r>
+        <w:t xml:space="preserve"> tag...</w:t>
       </w:r>
       <w:r>
         <w:br/>
@@ -692,7 +1664,23 @@
           <w:rFonts w:ascii="Roboto Mono" w:eastAsia="Roboto Mono" w:hAnsi="Roboto Mono" w:cs="Roboto Mono"/>
           <w:color w:val="188038"/>
         </w:rPr>
-        <w:t>&lt;i&gt;</w:t>
+        <w:t>&lt;</w:t>
+      </w:r>
+      <w:proofErr w:type="spellStart"/>
+      <w:r>
+        <w:rPr>
+          <w:rFonts w:ascii="Roboto Mono" w:eastAsia="Roboto Mono" w:hAnsi="Roboto Mono" w:cs="Roboto Mono"/>
+          <w:color w:val="188038"/>
+        </w:rPr>
+        <w:t>i</w:t>
+      </w:r>
+      <w:proofErr w:type="spellEnd"/>
+      <w:r>
+        <w:rPr>
+          <w:rFonts w:ascii="Roboto Mono" w:eastAsia="Roboto Mono" w:hAnsi="Roboto Mono" w:cs="Roboto Mono"/>
+          <w:color w:val="188038"/>
+        </w:rPr>
+        <w:t>&gt;</w:t>
       </w:r>
       <w:r>
         <w:rPr>
@@ -771,7 +1759,47 @@
         </w:numPr>
       </w:pPr>
       <w:r>
-        <w:t>Tag yang digunakan untuk mendefinisikan sebuah hyperlink adalah...</w:t>
+        <w:t xml:space="preserve">Tag yang </w:t>
+      </w:r>
+      <w:proofErr w:type="spellStart"/>
+      <w:r>
+        <w:t>digunakan</w:t>
+      </w:r>
+      <w:proofErr w:type="spellEnd"/>
+      <w:r>
+        <w:t xml:space="preserve"> </w:t>
+      </w:r>
+      <w:proofErr w:type="spellStart"/>
+      <w:r>
+        <w:t>untuk</w:t>
+      </w:r>
+      <w:proofErr w:type="spellEnd"/>
+      <w:r>
+        <w:t xml:space="preserve"> </w:t>
+      </w:r>
+      <w:proofErr w:type="spellStart"/>
+      <w:r>
+        <w:t>mendefinisikan</w:t>
+      </w:r>
+      <w:proofErr w:type="spellEnd"/>
+      <w:r>
+        <w:t xml:space="preserve"> </w:t>
+      </w:r>
+      <w:proofErr w:type="spellStart"/>
+      <w:r>
+        <w:t>sebuah</w:t>
+      </w:r>
+      <w:proofErr w:type="spellEnd"/>
+      <w:r>
+        <w:t xml:space="preserve"> hyperlink </w:t>
+      </w:r>
+      <w:proofErr w:type="spellStart"/>
+      <w:r>
+        <w:t>adalah</w:t>
+      </w:r>
+      <w:proofErr w:type="spellEnd"/>
+      <w:r>
+        <w:t>...</w:t>
       </w:r>
       <w:r>
         <w:br/>
@@ -782,7 +1810,23 @@
           <w:rFonts w:ascii="Roboto Mono" w:eastAsia="Roboto Mono" w:hAnsi="Roboto Mono" w:cs="Roboto Mono"/>
           <w:color w:val="188038"/>
         </w:rPr>
-        <w:t>&lt;img&gt;</w:t>
+        <w:t>&lt;</w:t>
+      </w:r>
+      <w:proofErr w:type="spellStart"/>
+      <w:r>
+        <w:rPr>
+          <w:rFonts w:ascii="Roboto Mono" w:eastAsia="Roboto Mono" w:hAnsi="Roboto Mono" w:cs="Roboto Mono"/>
+          <w:color w:val="188038"/>
+        </w:rPr>
+        <w:t>img</w:t>
+      </w:r>
+      <w:proofErr w:type="spellEnd"/>
+      <w:r>
+        <w:rPr>
+          <w:rFonts w:ascii="Roboto Mono" w:eastAsia="Roboto Mono" w:hAnsi="Roboto Mono" w:cs="Roboto Mono"/>
+          <w:color w:val="188038"/>
+        </w:rPr>
+        <w:t>&gt;</w:t>
       </w:r>
       <w:r>
         <w:rPr>
@@ -863,8 +1907,21 @@
           <w:numId w:val="1"/>
         </w:numPr>
       </w:pPr>
-      <w:r>
-        <w:t xml:space="preserve">Atribut yang digunakan pada tag </w:t>
+      <w:proofErr w:type="spellStart"/>
+      <w:r>
+        <w:t>Atribut</w:t>
+      </w:r>
+      <w:proofErr w:type="spellEnd"/>
+      <w:r>
+        <w:t xml:space="preserve"> yang </w:t>
+      </w:r>
+      <w:proofErr w:type="spellStart"/>
+      <w:r>
+        <w:t>digunakan</w:t>
+      </w:r>
+      <w:proofErr w:type="spellEnd"/>
+      <w:r>
+        <w:t xml:space="preserve"> pada tag </w:t>
       </w:r>
       <w:r>
         <w:rPr>
@@ -874,12 +1931,57 @@
         <w:t>&lt;a&gt;</w:t>
       </w:r>
       <w:r>
-        <w:t xml:space="preserve"> untuk menentukan alamat tujuan link adalah...</w:t>
-      </w:r>
-      <w:r>
-        <w:br/>
-        <w:t xml:space="preserve"> a. src</w:t>
-      </w:r>
+        <w:t xml:space="preserve"> </w:t>
+      </w:r>
+      <w:proofErr w:type="spellStart"/>
+      <w:r>
+        <w:t>untuk</w:t>
+      </w:r>
+      <w:proofErr w:type="spellEnd"/>
+      <w:r>
+        <w:t xml:space="preserve"> </w:t>
+      </w:r>
+      <w:proofErr w:type="spellStart"/>
+      <w:r>
+        <w:t>menentukan</w:t>
+      </w:r>
+      <w:proofErr w:type="spellEnd"/>
+      <w:r>
+        <w:t xml:space="preserve"> </w:t>
+      </w:r>
+      <w:proofErr w:type="spellStart"/>
+      <w:r>
+        <w:t>alamat</w:t>
+      </w:r>
+      <w:proofErr w:type="spellEnd"/>
+      <w:r>
+        <w:t xml:space="preserve"> </w:t>
+      </w:r>
+      <w:proofErr w:type="spellStart"/>
+      <w:r>
+        <w:t>tujuan</w:t>
+      </w:r>
+      <w:proofErr w:type="spellEnd"/>
+      <w:r>
+        <w:t xml:space="preserve"> link </w:t>
+      </w:r>
+      <w:proofErr w:type="spellStart"/>
+      <w:r>
+        <w:t>adalah</w:t>
+      </w:r>
+      <w:proofErr w:type="spellEnd"/>
+      <w:r>
+        <w:t>...</w:t>
+      </w:r>
+      <w:r>
+        <w:br/>
+        <w:t xml:space="preserve"> a. </w:t>
+      </w:r>
+      <w:proofErr w:type="spellStart"/>
+      <w:r>
+        <w:t>src</w:t>
+      </w:r>
+      <w:proofErr w:type="spellEnd"/>
       <w:r>
         <w:br/>
         <w:t xml:space="preserve"> b. alt</w:t>
@@ -892,8 +1994,16 @@
         <w:rPr>
           <w:highlight w:val="yellow"/>
         </w:rPr>
-        <w:t>c. href</w:t>
-      </w:r>
+        <w:t xml:space="preserve">c. </w:t>
+      </w:r>
+      <w:proofErr w:type="spellStart"/>
+      <w:r>
+        <w:rPr>
+          <w:highlight w:val="yellow"/>
+        </w:rPr>
+        <w:t>href</w:t>
+      </w:r>
+      <w:proofErr w:type="spellEnd"/>
       <w:r>
         <w:br/>
         <w:t xml:space="preserve"> d. target</w:t>
@@ -912,7 +2022,71 @@
         </w:numPr>
       </w:pPr>
       <w:r>
-        <w:t>Tag yang digunakan untuk memasukkan gambar ke dalam halaman web adalah...</w:t>
+        <w:t xml:space="preserve">Tag yang </w:t>
+      </w:r>
+      <w:proofErr w:type="spellStart"/>
+      <w:r>
+        <w:t>digunakan</w:t>
+      </w:r>
+      <w:proofErr w:type="spellEnd"/>
+      <w:r>
+        <w:t xml:space="preserve"> </w:t>
+      </w:r>
+      <w:proofErr w:type="spellStart"/>
+      <w:r>
+        <w:t>untuk</w:t>
+      </w:r>
+      <w:proofErr w:type="spellEnd"/>
+      <w:r>
+        <w:t xml:space="preserve"> </w:t>
+      </w:r>
+      <w:proofErr w:type="spellStart"/>
+      <w:r>
+        <w:t>memasukkan</w:t>
+      </w:r>
+      <w:proofErr w:type="spellEnd"/>
+      <w:r>
+        <w:t xml:space="preserve"> </w:t>
+      </w:r>
+      <w:proofErr w:type="spellStart"/>
+      <w:r>
+        <w:t>gambar</w:t>
+      </w:r>
+      <w:proofErr w:type="spellEnd"/>
+      <w:r>
+        <w:t xml:space="preserve"> </w:t>
+      </w:r>
+      <w:proofErr w:type="spellStart"/>
+      <w:r>
+        <w:t>ke</w:t>
+      </w:r>
+      <w:proofErr w:type="spellEnd"/>
+      <w:r>
+        <w:t xml:space="preserve"> </w:t>
+      </w:r>
+      <w:proofErr w:type="spellStart"/>
+      <w:r>
+        <w:t>dalam</w:t>
+      </w:r>
+      <w:proofErr w:type="spellEnd"/>
+      <w:r>
+        <w:t xml:space="preserve"> </w:t>
+      </w:r>
+      <w:proofErr w:type="spellStart"/>
+      <w:r>
+        <w:t>halaman</w:t>
+      </w:r>
+      <w:proofErr w:type="spellEnd"/>
+      <w:r>
+        <w:t xml:space="preserve"> web </w:t>
+      </w:r>
+      <w:proofErr w:type="spellStart"/>
+      <w:r>
+        <w:t>adalah</w:t>
+      </w:r>
+      <w:proofErr w:type="spellEnd"/>
+      <w:r>
+        <w:t>...</w:t>
       </w:r>
       <w:r>
         <w:br/>
@@ -964,7 +2138,25 @@
           <w:color w:val="188038"/>
           <w:highlight w:val="yellow"/>
         </w:rPr>
-        <w:t>&lt;img&gt;</w:t>
+        <w:t>&lt;</w:t>
+      </w:r>
+      <w:proofErr w:type="spellStart"/>
+      <w:r>
+        <w:rPr>
+          <w:rFonts w:ascii="Roboto Mono" w:eastAsia="Roboto Mono" w:hAnsi="Roboto Mono" w:cs="Roboto Mono"/>
+          <w:color w:val="188038"/>
+          <w:highlight w:val="yellow"/>
+        </w:rPr>
+        <w:t>img</w:t>
+      </w:r>
+      <w:proofErr w:type="spellEnd"/>
+      <w:r>
+        <w:rPr>
+          <w:rFonts w:ascii="Roboto Mono" w:eastAsia="Roboto Mono" w:hAnsi="Roboto Mono" w:cs="Roboto Mono"/>
+          <w:color w:val="188038"/>
+          <w:highlight w:val="yellow"/>
+        </w:rPr>
+        <w:t>&gt;</w:t>
       </w:r>
       <w:r>
         <w:rPr>
@@ -981,7 +2173,23 @@
           <w:rFonts w:ascii="Roboto Mono" w:eastAsia="Roboto Mono" w:hAnsi="Roboto Mono" w:cs="Roboto Mono"/>
           <w:color w:val="188038"/>
         </w:rPr>
-        <w:t>&lt;src&gt;</w:t>
+        <w:t>&lt;</w:t>
+      </w:r>
+      <w:proofErr w:type="spellStart"/>
+      <w:r>
+        <w:rPr>
+          <w:rFonts w:ascii="Roboto Mono" w:eastAsia="Roboto Mono" w:hAnsi="Roboto Mono" w:cs="Roboto Mono"/>
+          <w:color w:val="188038"/>
+        </w:rPr>
+        <w:t>src</w:t>
+      </w:r>
+      <w:proofErr w:type="spellEnd"/>
+      <w:r>
+        <w:rPr>
+          <w:rFonts w:ascii="Roboto Mono" w:eastAsia="Roboto Mono" w:hAnsi="Roboto Mono" w:cs="Roboto Mono"/>
+          <w:color w:val="188038"/>
+        </w:rPr>
+        <w:t>&gt;</w:t>
       </w:r>
     </w:p>
     <w:p>
@@ -1000,8 +2208,53 @@
           <w:numId w:val="1"/>
         </w:numPr>
       </w:pPr>
-      <w:r>
-        <w:t>Untuk membuat daftar berurutan (angka), tag yang digunakan adalah...</w:t>
+      <w:proofErr w:type="spellStart"/>
+      <w:r>
+        <w:t>Untuk</w:t>
+      </w:r>
+      <w:proofErr w:type="spellEnd"/>
+      <w:r>
+        <w:t xml:space="preserve"> </w:t>
+      </w:r>
+      <w:proofErr w:type="spellStart"/>
+      <w:r>
+        <w:t>membuat</w:t>
+      </w:r>
+      <w:proofErr w:type="spellEnd"/>
+      <w:r>
+        <w:t xml:space="preserve"> daftar </w:t>
+      </w:r>
+      <w:proofErr w:type="spellStart"/>
+      <w:r>
+        <w:t>berurutan</w:t>
+      </w:r>
+      <w:proofErr w:type="spellEnd"/>
+      <w:r>
+        <w:t xml:space="preserve"> (</w:t>
+      </w:r>
+      <w:proofErr w:type="spellStart"/>
+      <w:r>
+        <w:t>angka</w:t>
+      </w:r>
+      <w:proofErr w:type="spellEnd"/>
+      <w:r>
+        <w:t xml:space="preserve">), tag yang </w:t>
+      </w:r>
+      <w:proofErr w:type="spellStart"/>
+      <w:r>
+        <w:t>digunakan</w:t>
+      </w:r>
+      <w:proofErr w:type="spellEnd"/>
+      <w:r>
+        <w:t xml:space="preserve"> </w:t>
+      </w:r>
+      <w:proofErr w:type="spellStart"/>
+      <w:r>
+        <w:t>adalah</w:t>
+      </w:r>
+      <w:proofErr w:type="spellEnd"/>
+      <w:r>
+        <w:t>...</w:t>
       </w:r>
       <w:r>
         <w:br/>
@@ -1036,7 +2289,25 @@
           <w:color w:val="188038"/>
           <w:highlight w:val="yellow"/>
         </w:rPr>
-        <w:t>&lt;ol&gt;</w:t>
+        <w:t>&lt;</w:t>
+      </w:r>
+      <w:proofErr w:type="spellStart"/>
+      <w:r>
+        <w:rPr>
+          <w:rFonts w:ascii="Roboto Mono" w:eastAsia="Roboto Mono" w:hAnsi="Roboto Mono" w:cs="Roboto Mono"/>
+          <w:color w:val="188038"/>
+          <w:highlight w:val="yellow"/>
+        </w:rPr>
+        <w:t>ol</w:t>
+      </w:r>
+      <w:proofErr w:type="spellEnd"/>
+      <w:r>
+        <w:rPr>
+          <w:rFonts w:ascii="Roboto Mono" w:eastAsia="Roboto Mono" w:hAnsi="Roboto Mono" w:cs="Roboto Mono"/>
+          <w:color w:val="188038"/>
+          <w:highlight w:val="yellow"/>
+        </w:rPr>
+        <w:t>&gt;</w:t>
       </w:r>
       <w:r>
         <w:rPr>
@@ -1100,30 +2371,170 @@
         <w:t>&lt;tr&gt;</w:t>
       </w:r>
       <w:r>
-        <w:t xml:space="preserve"> dalam pembuatan tabel berfungsi untuk...</w:t>
-      </w:r>
-      <w:r>
-        <w:br/>
-        <w:t xml:space="preserve"> a. Membuat sel data</w:t>
-      </w:r>
-      <w:r>
-        <w:br/>
-        <w:t xml:space="preserve"> b. Membuat judul tabel</w:t>
-      </w:r>
-      <w:r>
-        <w:br/>
-        <w:t xml:space="preserve"> </w:t>
-      </w:r>
-      <w:r>
-        <w:rPr>
-          <w:highlight w:val="yellow"/>
-        </w:rPr>
-        <w:t>c. Membuat baris tabel (table row)</w:t>
-      </w:r>
-      <w:r>
-        <w:br/>
-        <w:t xml:space="preserve"> d. Membuat kolom tabel</w:t>
-      </w:r>
+        <w:t xml:space="preserve"> </w:t>
+      </w:r>
+      <w:proofErr w:type="spellStart"/>
+      <w:r>
+        <w:t>dalam</w:t>
+      </w:r>
+      <w:proofErr w:type="spellEnd"/>
+      <w:r>
+        <w:t xml:space="preserve"> </w:t>
+      </w:r>
+      <w:proofErr w:type="spellStart"/>
+      <w:r>
+        <w:t>pembuatan</w:t>
+      </w:r>
+      <w:proofErr w:type="spellEnd"/>
+      <w:r>
+        <w:t xml:space="preserve"> </w:t>
+      </w:r>
+      <w:proofErr w:type="spellStart"/>
+      <w:r>
+        <w:t>tabel</w:t>
+      </w:r>
+      <w:proofErr w:type="spellEnd"/>
+      <w:r>
+        <w:t xml:space="preserve"> </w:t>
+      </w:r>
+      <w:proofErr w:type="spellStart"/>
+      <w:r>
+        <w:t>berfungsi</w:t>
+      </w:r>
+      <w:proofErr w:type="spellEnd"/>
+      <w:r>
+        <w:t xml:space="preserve"> </w:t>
+      </w:r>
+      <w:proofErr w:type="spellStart"/>
+      <w:r>
+        <w:t>untuk</w:t>
+      </w:r>
+      <w:proofErr w:type="spellEnd"/>
+      <w:r>
+        <w:t>...</w:t>
+      </w:r>
+      <w:r>
+        <w:br/>
+        <w:t xml:space="preserve"> a. </w:t>
+      </w:r>
+      <w:proofErr w:type="spellStart"/>
+      <w:r>
+        <w:t>Membuat</w:t>
+      </w:r>
+      <w:proofErr w:type="spellEnd"/>
+      <w:r>
+        <w:t xml:space="preserve"> </w:t>
+      </w:r>
+      <w:proofErr w:type="spellStart"/>
+      <w:r>
+        <w:t>sel</w:t>
+      </w:r>
+      <w:proofErr w:type="spellEnd"/>
+      <w:r>
+        <w:t xml:space="preserve"> data</w:t>
+      </w:r>
+      <w:r>
+        <w:br/>
+        <w:t xml:space="preserve"> b. </w:t>
+      </w:r>
+      <w:proofErr w:type="spellStart"/>
+      <w:r>
+        <w:t>Membuat</w:t>
+      </w:r>
+      <w:proofErr w:type="spellEnd"/>
+      <w:r>
+        <w:t xml:space="preserve"> </w:t>
+      </w:r>
+      <w:proofErr w:type="spellStart"/>
+      <w:r>
+        <w:t>judul</w:t>
+      </w:r>
+      <w:proofErr w:type="spellEnd"/>
+      <w:r>
+        <w:t xml:space="preserve"> </w:t>
+      </w:r>
+      <w:proofErr w:type="spellStart"/>
+      <w:r>
+        <w:t>tabel</w:t>
+      </w:r>
+      <w:proofErr w:type="spellEnd"/>
+      <w:r>
+        <w:br/>
+        <w:t xml:space="preserve"> </w:t>
+      </w:r>
+      <w:r>
+        <w:rPr>
+          <w:highlight w:val="yellow"/>
+        </w:rPr>
+        <w:t xml:space="preserve">c. </w:t>
+      </w:r>
+      <w:proofErr w:type="spellStart"/>
+      <w:r>
+        <w:rPr>
+          <w:highlight w:val="yellow"/>
+        </w:rPr>
+        <w:t>Membuat</w:t>
+      </w:r>
+      <w:proofErr w:type="spellEnd"/>
+      <w:r>
+        <w:rPr>
+          <w:highlight w:val="yellow"/>
+        </w:rPr>
+        <w:t xml:space="preserve"> </w:t>
+      </w:r>
+      <w:proofErr w:type="spellStart"/>
+      <w:r>
+        <w:rPr>
+          <w:highlight w:val="yellow"/>
+        </w:rPr>
+        <w:t>baris</w:t>
+      </w:r>
+      <w:proofErr w:type="spellEnd"/>
+      <w:r>
+        <w:rPr>
+          <w:highlight w:val="yellow"/>
+        </w:rPr>
+        <w:t xml:space="preserve"> </w:t>
+      </w:r>
+      <w:proofErr w:type="spellStart"/>
+      <w:r>
+        <w:rPr>
+          <w:highlight w:val="yellow"/>
+        </w:rPr>
+        <w:t>tabel</w:t>
+      </w:r>
+      <w:proofErr w:type="spellEnd"/>
+      <w:r>
+        <w:rPr>
+          <w:highlight w:val="yellow"/>
+        </w:rPr>
+        <w:t xml:space="preserve"> (table row)</w:t>
+      </w:r>
+      <w:r>
+        <w:br/>
+        <w:t xml:space="preserve"> d. </w:t>
+      </w:r>
+      <w:proofErr w:type="spellStart"/>
+      <w:r>
+        <w:t>Membuat</w:t>
+      </w:r>
+      <w:proofErr w:type="spellEnd"/>
+      <w:r>
+        <w:t xml:space="preserve"> </w:t>
+      </w:r>
+      <w:proofErr w:type="spellStart"/>
+      <w:r>
+        <w:t>kolom</w:t>
+      </w:r>
+      <w:proofErr w:type="spellEnd"/>
+      <w:r>
+        <w:t xml:space="preserve"> </w:t>
+      </w:r>
+      <w:proofErr w:type="spellStart"/>
+      <w:r>
+        <w:t>tabel</w:t>
+      </w:r>
+      <w:proofErr w:type="spellEnd"/>
     </w:p>
     <w:p>
       <w:pPr>
@@ -1137,30 +2548,129 @@
           <w:numId w:val="1"/>
         </w:numPr>
       </w:pPr>
-      <w:r>
-        <w:t>Setiap baris kode PHP harus diakhiri dengan simbol...</w:t>
-      </w:r>
-      <w:r>
-        <w:br/>
-        <w:t xml:space="preserve"> a. Titik (.)</w:t>
-      </w:r>
-      <w:r>
-        <w:br/>
-        <w:t xml:space="preserve"> b. Titik dua (:)</w:t>
-      </w:r>
-      <w:r>
-        <w:br/>
-        <w:t xml:space="preserve"> </w:t>
-      </w:r>
-      <w:r>
-        <w:rPr>
-          <w:highlight w:val="yellow"/>
-        </w:rPr>
-        <w:t>c. Semikolon (;)</w:t>
-      </w:r>
-      <w:r>
-        <w:br/>
-        <w:t xml:space="preserve"> d. Koma (,)</w:t>
+      <w:proofErr w:type="spellStart"/>
+      <w:r>
+        <w:t>Setiap</w:t>
+      </w:r>
+      <w:proofErr w:type="spellEnd"/>
+      <w:r>
+        <w:t xml:space="preserve"> </w:t>
+      </w:r>
+      <w:proofErr w:type="spellStart"/>
+      <w:r>
+        <w:t>baris</w:t>
+      </w:r>
+      <w:proofErr w:type="spellEnd"/>
+      <w:r>
+        <w:t xml:space="preserve"> </w:t>
+      </w:r>
+      <w:proofErr w:type="spellStart"/>
+      <w:r>
+        <w:t>kode</w:t>
+      </w:r>
+      <w:proofErr w:type="spellEnd"/>
+      <w:r>
+        <w:t xml:space="preserve"> PHP </w:t>
+      </w:r>
+      <w:proofErr w:type="spellStart"/>
+      <w:r>
+        <w:t>harus</w:t>
+      </w:r>
+      <w:proofErr w:type="spellEnd"/>
+      <w:r>
+        <w:t xml:space="preserve"> </w:t>
+      </w:r>
+      <w:proofErr w:type="spellStart"/>
+      <w:r>
+        <w:t>diakhiri</w:t>
+      </w:r>
+      <w:proofErr w:type="spellEnd"/>
+      <w:r>
+        <w:t xml:space="preserve"> </w:t>
+      </w:r>
+      <w:proofErr w:type="spellStart"/>
+      <w:r>
+        <w:t>dengan</w:t>
+      </w:r>
+      <w:proofErr w:type="spellEnd"/>
+      <w:r>
+        <w:t xml:space="preserve"> </w:t>
+      </w:r>
+      <w:proofErr w:type="spellStart"/>
+      <w:r>
+        <w:t>simbol</w:t>
+      </w:r>
+      <w:proofErr w:type="spellEnd"/>
+      <w:r>
+        <w:t>...</w:t>
+      </w:r>
+      <w:r>
+        <w:br/>
+        <w:t xml:space="preserve"> a. </w:t>
+      </w:r>
+      <w:proofErr w:type="spellStart"/>
+      <w:r>
+        <w:t>Titik</w:t>
+      </w:r>
+      <w:proofErr w:type="spellEnd"/>
+      <w:r>
+        <w:t xml:space="preserve"> (.)</w:t>
+      </w:r>
+      <w:r>
+        <w:br/>
+        <w:t xml:space="preserve"> b. </w:t>
+      </w:r>
+      <w:proofErr w:type="spellStart"/>
+      <w:r>
+        <w:t>Titik</w:t>
+      </w:r>
+      <w:proofErr w:type="spellEnd"/>
+      <w:r>
+        <w:t xml:space="preserve"> </w:t>
+      </w:r>
+      <w:proofErr w:type="spellStart"/>
+      <w:r>
+        <w:t>dua</w:t>
+      </w:r>
+      <w:proofErr w:type="spellEnd"/>
+      <w:r>
+        <w:t xml:space="preserve"> (:)</w:t>
+      </w:r>
+      <w:r>
+        <w:br/>
+        <w:t xml:space="preserve"> </w:t>
+      </w:r>
+      <w:r>
+        <w:rPr>
+          <w:highlight w:val="yellow"/>
+        </w:rPr>
+        <w:t xml:space="preserve">c. </w:t>
+      </w:r>
+      <w:proofErr w:type="spellStart"/>
+      <w:r>
+        <w:rPr>
+          <w:highlight w:val="yellow"/>
+        </w:rPr>
+        <w:t>Semikolon</w:t>
+      </w:r>
+      <w:proofErr w:type="spellEnd"/>
+      <w:r>
+        <w:rPr>
+          <w:highlight w:val="yellow"/>
+        </w:rPr>
+        <w:t xml:space="preserve"> (;)</w:t>
+      </w:r>
+      <w:r>
+        <w:br/>
+        <w:t xml:space="preserve"> d. </w:t>
+      </w:r>
+      <w:proofErr w:type="spellStart"/>
+      <w:r>
+        <w:t>Koma</w:t>
+      </w:r>
+      <w:proofErr w:type="spellEnd"/>
+      <w:r>
+        <w:t xml:space="preserve"> (,)</w:t>
       </w:r>
     </w:p>
     <w:p>
@@ -1176,7 +2686,39 @@
         </w:numPr>
       </w:pPr>
       <w:r>
-        <w:t>Blok scripting PHP yang standar selalu diawali dengan...</w:t>
+        <w:t xml:space="preserve">Blok scripting PHP yang </w:t>
+      </w:r>
+      <w:proofErr w:type="spellStart"/>
+      <w:r>
+        <w:t>standar</w:t>
+      </w:r>
+      <w:proofErr w:type="spellEnd"/>
+      <w:r>
+        <w:t xml:space="preserve"> </w:t>
+      </w:r>
+      <w:proofErr w:type="spellStart"/>
+      <w:r>
+        <w:t>selalu</w:t>
+      </w:r>
+      <w:proofErr w:type="spellEnd"/>
+      <w:r>
+        <w:t xml:space="preserve"> </w:t>
+      </w:r>
+      <w:proofErr w:type="spellStart"/>
+      <w:r>
+        <w:t>diawali</w:t>
+      </w:r>
+      <w:proofErr w:type="spellEnd"/>
+      <w:r>
+        <w:t xml:space="preserve"> </w:t>
+      </w:r>
+      <w:proofErr w:type="spellStart"/>
+      <w:r>
+        <w:t>dengan</w:t>
+      </w:r>
+      <w:proofErr w:type="spellEnd"/>
+      <w:r>
+        <w:t>...</w:t>
       </w:r>
       <w:r>
         <w:br/>
@@ -1265,8 +2807,61 @@
           <w:numId w:val="1"/>
         </w:numPr>
       </w:pPr>
-      <w:r>
-        <w:t>Variabel dalam PHP harus selalu dimulai dengan simbol...</w:t>
+      <w:proofErr w:type="spellStart"/>
+      <w:r>
+        <w:t>Variabel</w:t>
+      </w:r>
+      <w:proofErr w:type="spellEnd"/>
+      <w:r>
+        <w:t xml:space="preserve"> </w:t>
+      </w:r>
+      <w:proofErr w:type="spellStart"/>
+      <w:r>
+        <w:t>dalam</w:t>
+      </w:r>
+      <w:proofErr w:type="spellEnd"/>
+      <w:r>
+        <w:t xml:space="preserve"> PHP </w:t>
+      </w:r>
+      <w:proofErr w:type="spellStart"/>
+      <w:r>
+        <w:t>harus</w:t>
+      </w:r>
+      <w:proofErr w:type="spellEnd"/>
+      <w:r>
+        <w:t xml:space="preserve"> </w:t>
+      </w:r>
+      <w:proofErr w:type="spellStart"/>
+      <w:r>
+        <w:t>selalu</w:t>
+      </w:r>
+      <w:proofErr w:type="spellEnd"/>
+      <w:r>
+        <w:t xml:space="preserve"> </w:t>
+      </w:r>
+      <w:proofErr w:type="spellStart"/>
+      <w:r>
+        <w:t>dimulai</w:t>
+      </w:r>
+      <w:proofErr w:type="spellEnd"/>
+      <w:r>
+        <w:t xml:space="preserve"> </w:t>
+      </w:r>
+      <w:proofErr w:type="spellStart"/>
+      <w:r>
+        <w:t>dengan</w:t>
+      </w:r>
+      <w:proofErr w:type="spellEnd"/>
+      <w:r>
+        <w:t xml:space="preserve"> </w:t>
+      </w:r>
+      <w:proofErr w:type="spellStart"/>
+      <w:r>
+        <w:t>simbol</w:t>
+      </w:r>
+      <w:proofErr w:type="spellEnd"/>
+      <w:r>
+        <w:t>...</w:t>
       </w:r>
       <w:r>
         <w:br/>
@@ -1303,13 +2898,63 @@
           <w:numId w:val="1"/>
         </w:numPr>
       </w:pPr>
-      <w:r>
-        <w:t>Manakah penamaan variabel PHP yang BENAR di bawah ini?</w:t>
-      </w:r>
-      <w:r>
-        <w:br/>
-        <w:t xml:space="preserve"> a. $nama depan</w:t>
-      </w:r>
+      <w:proofErr w:type="spellStart"/>
+      <w:r>
+        <w:t>Manakah</w:t>
+      </w:r>
+      <w:proofErr w:type="spellEnd"/>
+      <w:r>
+        <w:t xml:space="preserve"> </w:t>
+      </w:r>
+      <w:proofErr w:type="spellStart"/>
+      <w:r>
+        <w:t>penamaan</w:t>
+      </w:r>
+      <w:proofErr w:type="spellEnd"/>
+      <w:r>
+        <w:t xml:space="preserve"> </w:t>
+      </w:r>
+      <w:proofErr w:type="spellStart"/>
+      <w:r>
+        <w:t>variabel</w:t>
+      </w:r>
+      <w:proofErr w:type="spellEnd"/>
+      <w:r>
+        <w:t xml:space="preserve"> PHP yang BENAR di </w:t>
+      </w:r>
+      <w:proofErr w:type="spellStart"/>
+      <w:r>
+        <w:t>bawah</w:t>
+      </w:r>
+      <w:proofErr w:type="spellEnd"/>
+      <w:r>
+        <w:t xml:space="preserve"> </w:t>
+      </w:r>
+      <w:proofErr w:type="spellStart"/>
+      <w:r>
+        <w:t>ini</w:t>
+      </w:r>
+      <w:proofErr w:type="spellEnd"/>
+      <w:r>
+        <w:t>?</w:t>
+      </w:r>
+      <w:r>
+        <w:br/>
+        <w:t xml:space="preserve"> a. $</w:t>
+      </w:r>
+      <w:proofErr w:type="spellStart"/>
+      <w:r>
+        <w:t>nama</w:t>
+      </w:r>
+      <w:proofErr w:type="spellEnd"/>
+      <w:r>
+        <w:t xml:space="preserve"> </w:t>
+      </w:r>
+      <w:proofErr w:type="spellStart"/>
+      <w:r>
+        <w:t>depan</w:t>
+      </w:r>
+      <w:proofErr w:type="spellEnd"/>
       <w:r>
         <w:br/>
         <w:t xml:space="preserve"> b. $123nama</w:t>
@@ -1322,12 +2967,25 @@
         <w:rPr>
           <w:highlight w:val="yellow"/>
         </w:rPr>
-        <w:t>c. $nama_depan</w:t>
-      </w:r>
-      <w:r>
-        <w:br/>
-        <w:t xml:space="preserve"> d. $nama-depan</w:t>
-      </w:r>
+        <w:t>c. $</w:t>
+      </w:r>
+      <w:proofErr w:type="spellStart"/>
+      <w:r>
+        <w:rPr>
+          <w:highlight w:val="yellow"/>
+        </w:rPr>
+        <w:t>nama_depan</w:t>
+      </w:r>
+      <w:proofErr w:type="spellEnd"/>
+      <w:r>
+        <w:br/>
+        <w:t xml:space="preserve"> d. $</w:t>
+      </w:r>
+      <w:proofErr w:type="spellStart"/>
+      <w:r>
+        <w:t>nama-depan</w:t>
+      </w:r>
+      <w:proofErr w:type="spellEnd"/>
     </w:p>
     <w:p>
       <w:pPr>
@@ -1342,7 +3000,63 @@
         </w:numPr>
       </w:pPr>
       <w:r>
-        <w:t>Operator yang digunakan untuk menggabungkan dua buah string dalam PHP adalah...</w:t>
+        <w:t xml:space="preserve">Operator yang </w:t>
+      </w:r>
+      <w:proofErr w:type="spellStart"/>
+      <w:r>
+        <w:t>digunakan</w:t>
+      </w:r>
+      <w:proofErr w:type="spellEnd"/>
+      <w:r>
+        <w:t xml:space="preserve"> </w:t>
+      </w:r>
+      <w:proofErr w:type="spellStart"/>
+      <w:r>
+        <w:t>untuk</w:t>
+      </w:r>
+      <w:proofErr w:type="spellEnd"/>
+      <w:r>
+        <w:t xml:space="preserve"> </w:t>
+      </w:r>
+      <w:proofErr w:type="spellStart"/>
+      <w:r>
+        <w:t>menggabungkan</w:t>
+      </w:r>
+      <w:proofErr w:type="spellEnd"/>
+      <w:r>
+        <w:t xml:space="preserve"> </w:t>
+      </w:r>
+      <w:proofErr w:type="spellStart"/>
+      <w:r>
+        <w:t>dua</w:t>
+      </w:r>
+      <w:proofErr w:type="spellEnd"/>
+      <w:r>
+        <w:t xml:space="preserve"> </w:t>
+      </w:r>
+      <w:proofErr w:type="spellStart"/>
+      <w:r>
+        <w:t>buah</w:t>
+      </w:r>
+      <w:proofErr w:type="spellEnd"/>
+      <w:r>
+        <w:t xml:space="preserve"> string </w:t>
+      </w:r>
+      <w:proofErr w:type="spellStart"/>
+      <w:r>
+        <w:t>dalam</w:t>
+      </w:r>
+      <w:proofErr w:type="spellEnd"/>
+      <w:r>
+        <w:t xml:space="preserve"> PHP </w:t>
+      </w:r>
+      <w:proofErr w:type="spellStart"/>
+      <w:r>
+        <w:t>adalah</w:t>
+      </w:r>
+      <w:proofErr w:type="spellEnd"/>
+      <w:r>
+        <w:t>...</w:t>
       </w:r>
       <w:r>
         <w:br/>
@@ -1356,7 +3070,15 @@
       </w:r>
       <w:r>
         <w:br/>
-        <w:t xml:space="preserve"> b. Titik (.)</w:t>
+        <w:t xml:space="preserve"> b. </w:t>
+      </w:r>
+      <w:proofErr w:type="spellStart"/>
+      <w:r>
+        <w:t>Titik</w:t>
+      </w:r>
+      <w:proofErr w:type="spellEnd"/>
+      <w:r>
+        <w:t xml:space="preserve"> (.)</w:t>
       </w:r>
       <w:r>
         <w:br/>
@@ -1380,7 +3102,31 @@
         </w:numPr>
       </w:pPr>
       <w:r>
-        <w:t>Hasil dari ekspresi PHP 7 % 3 (modulus) adalah...</w:t>
+        <w:t xml:space="preserve">Hasil </w:t>
+      </w:r>
+      <w:proofErr w:type="spellStart"/>
+      <w:r>
+        <w:t>dari</w:t>
+      </w:r>
+      <w:proofErr w:type="spellEnd"/>
+      <w:r>
+        <w:t xml:space="preserve"> </w:t>
+      </w:r>
+      <w:proofErr w:type="spellStart"/>
+      <w:r>
+        <w:t>ekspresi</w:t>
+      </w:r>
+      <w:proofErr w:type="spellEnd"/>
+      <w:r>
+        <w:t xml:space="preserve"> PHP 7 % 3 (modulus) </w:t>
+      </w:r>
+      <w:proofErr w:type="spellStart"/>
+      <w:r>
+        <w:t>adalah</w:t>
+      </w:r>
+      <w:proofErr w:type="spellEnd"/>
+      <w:r>
+        <w:t>...</w:t>
       </w:r>
       <w:r>
         <w:br/>
@@ -1418,7 +3164,95 @@
         </w:numPr>
       </w:pPr>
       <w:r>
-        <w:t>Operator perbandingan yang digunakan untuk mengecek apakah dua nilai "tidak sama dengan" adalah...</w:t>
+        <w:t xml:space="preserve">Operator </w:t>
+      </w:r>
+      <w:proofErr w:type="spellStart"/>
+      <w:r>
+        <w:t>perbandingan</w:t>
+      </w:r>
+      <w:proofErr w:type="spellEnd"/>
+      <w:r>
+        <w:t xml:space="preserve"> yang </w:t>
+      </w:r>
+      <w:proofErr w:type="spellStart"/>
+      <w:r>
+        <w:t>digunakan</w:t>
+      </w:r>
+      <w:proofErr w:type="spellEnd"/>
+      <w:r>
+        <w:t xml:space="preserve"> </w:t>
+      </w:r>
+      <w:proofErr w:type="spellStart"/>
+      <w:r>
+        <w:t>untuk</w:t>
+      </w:r>
+      <w:proofErr w:type="spellEnd"/>
+      <w:r>
+        <w:t xml:space="preserve"> </w:t>
+      </w:r>
+      <w:proofErr w:type="spellStart"/>
+      <w:r>
+        <w:t>mengecek</w:t>
+      </w:r>
+      <w:proofErr w:type="spellEnd"/>
+      <w:r>
+        <w:t xml:space="preserve"> </w:t>
+      </w:r>
+      <w:proofErr w:type="spellStart"/>
+      <w:r>
+        <w:t>apakah</w:t>
+      </w:r>
+      <w:proofErr w:type="spellEnd"/>
+      <w:r>
+        <w:t xml:space="preserve"> </w:t>
+      </w:r>
+      <w:proofErr w:type="spellStart"/>
+      <w:r>
+        <w:t>dua</w:t>
+      </w:r>
+      <w:proofErr w:type="spellEnd"/>
+      <w:r>
+        <w:t xml:space="preserve"> </w:t>
+      </w:r>
+      <w:proofErr w:type="spellStart"/>
+      <w:r>
+        <w:t>nilai</w:t>
+      </w:r>
+      <w:proofErr w:type="spellEnd"/>
+      <w:r>
+        <w:t xml:space="preserve"> "</w:t>
+      </w:r>
+      <w:proofErr w:type="spellStart"/>
+      <w:r>
+        <w:t>tidak</w:t>
+      </w:r>
+      <w:proofErr w:type="spellEnd"/>
+      <w:r>
+        <w:t xml:space="preserve"> </w:t>
+      </w:r>
+      <w:proofErr w:type="spellStart"/>
+      <w:r>
+        <w:t>sama</w:t>
+      </w:r>
+      <w:proofErr w:type="spellEnd"/>
+      <w:r>
+        <w:t xml:space="preserve"> </w:t>
+      </w:r>
+      <w:proofErr w:type="spellStart"/>
+      <w:r>
+        <w:t>dengan</w:t>
+      </w:r>
+      <w:proofErr w:type="spellEnd"/>
+      <w:r>
+        <w:t xml:space="preserve">" </w:t>
+      </w:r>
+      <w:proofErr w:type="spellStart"/>
+      <w:r>
+        <w:t>adalah</w:t>
+      </w:r>
+      <w:proofErr w:type="spellEnd"/>
+      <w:r>
+        <w:t>...</w:t>
       </w:r>
       <w:r>
         <w:br/>
@@ -1428,11 +3262,19 @@
         <w:br/>
         <w:t xml:space="preserve"> </w:t>
       </w:r>
-      <w:r>
-        <w:rPr>
-          <w:highlight w:val="yellow"/>
-        </w:rPr>
-        <w:t>b. !=</w:t>
+      <w:proofErr w:type="gramStart"/>
+      <w:r>
+        <w:rPr>
+          <w:highlight w:val="yellow"/>
+        </w:rPr>
+        <w:t>b. !</w:t>
+      </w:r>
+      <w:proofErr w:type="gramEnd"/>
+      <w:r>
+        <w:rPr>
+          <w:highlight w:val="yellow"/>
+        </w:rPr>
+        <w:t>=</w:t>
       </w:r>
       <w:r>
         <w:br/>
@@ -1455,8 +3297,77 @@
           <w:numId w:val="1"/>
         </w:numPr>
       </w:pPr>
-      <w:r>
-        <w:t>Untuk mengambil data dari form yang dikirim dengan metode POST, kita menggunakan variabel...</w:t>
+      <w:proofErr w:type="spellStart"/>
+      <w:r>
+        <w:t>Untuk</w:t>
+      </w:r>
+      <w:proofErr w:type="spellEnd"/>
+      <w:r>
+        <w:t xml:space="preserve"> </w:t>
+      </w:r>
+      <w:proofErr w:type="spellStart"/>
+      <w:r>
+        <w:t>mengambil</w:t>
+      </w:r>
+      <w:proofErr w:type="spellEnd"/>
+      <w:r>
+        <w:t xml:space="preserve"> data </w:t>
+      </w:r>
+      <w:proofErr w:type="spellStart"/>
+      <w:r>
+        <w:t>dari</w:t>
+      </w:r>
+      <w:proofErr w:type="spellEnd"/>
+      <w:r>
+        <w:t xml:space="preserve"> form yang </w:t>
+      </w:r>
+      <w:proofErr w:type="spellStart"/>
+      <w:r>
+        <w:t>dikirim</w:t>
+      </w:r>
+      <w:proofErr w:type="spellEnd"/>
+      <w:r>
+        <w:t xml:space="preserve"> </w:t>
+      </w:r>
+      <w:proofErr w:type="spellStart"/>
+      <w:r>
+        <w:t>dengan</w:t>
+      </w:r>
+      <w:proofErr w:type="spellEnd"/>
+      <w:r>
+        <w:t xml:space="preserve"> </w:t>
+      </w:r>
+      <w:proofErr w:type="spellStart"/>
+      <w:r>
+        <w:t>metode</w:t>
+      </w:r>
+      <w:proofErr w:type="spellEnd"/>
+      <w:r>
+        <w:t xml:space="preserve"> POST, </w:t>
+      </w:r>
+      <w:proofErr w:type="spellStart"/>
+      <w:r>
+        <w:t>kita</w:t>
+      </w:r>
+      <w:proofErr w:type="spellEnd"/>
+      <w:r>
+        <w:t xml:space="preserve"> </w:t>
+      </w:r>
+      <w:proofErr w:type="spellStart"/>
+      <w:r>
+        <w:t>menggunakan</w:t>
+      </w:r>
+      <w:proofErr w:type="spellEnd"/>
+      <w:r>
+        <w:t xml:space="preserve"> </w:t>
+      </w:r>
+      <w:proofErr w:type="spellStart"/>
+      <w:r>
+        <w:t>variabel</w:t>
+      </w:r>
+      <w:proofErr w:type="spellEnd"/>
+      <w:r>
+        <w:t>...</w:t>
       </w:r>
       <w:r>
         <w:br/>
@@ -1493,8 +3404,77 @@
           <w:numId w:val="1"/>
         </w:numPr>
       </w:pPr>
-      <w:r>
-        <w:t>Perulangan yang mengecek kondisi di akhir iterasi sehingga minimal dijalankan satu kali adalah...</w:t>
+      <w:proofErr w:type="spellStart"/>
+      <w:r>
+        <w:t>Perulangan</w:t>
+      </w:r>
+      <w:proofErr w:type="spellEnd"/>
+      <w:r>
+        <w:t xml:space="preserve"> yang </w:t>
+      </w:r>
+      <w:proofErr w:type="spellStart"/>
+      <w:r>
+        <w:t>mengecek</w:t>
+      </w:r>
+      <w:proofErr w:type="spellEnd"/>
+      <w:r>
+        <w:t xml:space="preserve"> </w:t>
+      </w:r>
+      <w:proofErr w:type="spellStart"/>
+      <w:r>
+        <w:t>kondisi</w:t>
+      </w:r>
+      <w:proofErr w:type="spellEnd"/>
+      <w:r>
+        <w:t xml:space="preserve"> di </w:t>
+      </w:r>
+      <w:proofErr w:type="spellStart"/>
+      <w:r>
+        <w:t>akhir</w:t>
+      </w:r>
+      <w:proofErr w:type="spellEnd"/>
+      <w:r>
+        <w:t xml:space="preserve"> </w:t>
+      </w:r>
+      <w:proofErr w:type="spellStart"/>
+      <w:r>
+        <w:t>iterasi</w:t>
+      </w:r>
+      <w:proofErr w:type="spellEnd"/>
+      <w:r>
+        <w:t xml:space="preserve"> </w:t>
+      </w:r>
+      <w:proofErr w:type="spellStart"/>
+      <w:r>
+        <w:t>sehingga</w:t>
+      </w:r>
+      <w:proofErr w:type="spellEnd"/>
+      <w:r>
+        <w:t xml:space="preserve"> minimal </w:t>
+      </w:r>
+      <w:proofErr w:type="spellStart"/>
+      <w:r>
+        <w:t>dijalankan</w:t>
+      </w:r>
+      <w:proofErr w:type="spellEnd"/>
+      <w:r>
+        <w:t xml:space="preserve"> </w:t>
+      </w:r>
+      <w:proofErr w:type="spellStart"/>
+      <w:r>
+        <w:t>satu</w:t>
+      </w:r>
+      <w:proofErr w:type="spellEnd"/>
+      <w:r>
+        <w:t xml:space="preserve"> kali </w:t>
+      </w:r>
+      <w:proofErr w:type="spellStart"/>
+      <w:r>
+        <w:t>adalah</w:t>
+      </w:r>
+      <w:proofErr w:type="spellEnd"/>
+      <w:r>
+        <w:t>...</w:t>
       </w:r>
       <w:r>
         <w:br/>
@@ -1515,7 +3495,21 @@
         <w:rPr>
           <w:highlight w:val="yellow"/>
         </w:rPr>
-        <w:t>c. do...while</w:t>
+        <w:t xml:space="preserve">c. </w:t>
+      </w:r>
+      <w:proofErr w:type="gramStart"/>
+      <w:r>
+        <w:rPr>
+          <w:highlight w:val="yellow"/>
+        </w:rPr>
+        <w:t>do</w:t>
+      </w:r>
+      <w:proofErr w:type="gramEnd"/>
+      <w:r>
+        <w:rPr>
+          <w:highlight w:val="yellow"/>
+        </w:rPr>
+        <w:t>...while</w:t>
       </w:r>
       <w:r>
         <w:br/>
@@ -1534,8 +3528,29 @@
           <w:numId w:val="1"/>
         </w:numPr>
       </w:pPr>
-      <w:r>
-        <w:t>Kepanjangan dari SQL adalah...</w:t>
+      <w:proofErr w:type="spellStart"/>
+      <w:r>
+        <w:t>Kepanjangan</w:t>
+      </w:r>
+      <w:proofErr w:type="spellEnd"/>
+      <w:r>
+        <w:t xml:space="preserve"> </w:t>
+      </w:r>
+      <w:proofErr w:type="spellStart"/>
+      <w:r>
+        <w:t>dari</w:t>
+      </w:r>
+      <w:proofErr w:type="spellEnd"/>
+      <w:r>
+        <w:t xml:space="preserve"> SQL </w:t>
+      </w:r>
+      <w:proofErr w:type="spellStart"/>
+      <w:r>
+        <w:t>adalah</w:t>
+      </w:r>
+      <w:proofErr w:type="spellEnd"/>
+      <w:r>
+        <w:t>...</w:t>
       </w:r>
       <w:r>
         <w:br/>
@@ -1572,8 +3587,53 @@
           <w:numId w:val="1"/>
         </w:numPr>
       </w:pPr>
-      <w:r>
-        <w:t>Perintah SQL yang digunakan untuk membuat database baru adalah...</w:t>
+      <w:proofErr w:type="spellStart"/>
+      <w:r>
+        <w:t>Perintah</w:t>
+      </w:r>
+      <w:proofErr w:type="spellEnd"/>
+      <w:r>
+        <w:t xml:space="preserve"> SQL yang </w:t>
+      </w:r>
+      <w:proofErr w:type="spellStart"/>
+      <w:r>
+        <w:t>digunakan</w:t>
+      </w:r>
+      <w:proofErr w:type="spellEnd"/>
+      <w:r>
+        <w:t xml:space="preserve"> </w:t>
+      </w:r>
+      <w:proofErr w:type="spellStart"/>
+      <w:r>
+        <w:t>untuk</w:t>
+      </w:r>
+      <w:proofErr w:type="spellEnd"/>
+      <w:r>
+        <w:t xml:space="preserve"> </w:t>
+      </w:r>
+      <w:proofErr w:type="spellStart"/>
+      <w:r>
+        <w:t>membuat</w:t>
+      </w:r>
+      <w:proofErr w:type="spellEnd"/>
+      <w:r>
+        <w:t xml:space="preserve"> database </w:t>
+      </w:r>
+      <w:proofErr w:type="spellStart"/>
+      <w:r>
+        <w:t>baru</w:t>
+      </w:r>
+      <w:proofErr w:type="spellEnd"/>
+      <w:r>
+        <w:t xml:space="preserve"> </w:t>
+      </w:r>
+      <w:proofErr w:type="spellStart"/>
+      <w:r>
+        <w:t>adalah</w:t>
+      </w:r>
+      <w:proofErr w:type="spellEnd"/>
+      <w:r>
+        <w:t>...</w:t>
       </w:r>
       <w:r>
         <w:br/>
@@ -1610,8 +3670,61 @@
           <w:numId w:val="1"/>
         </w:numPr>
       </w:pPr>
-      <w:r>
-        <w:t>Kelompok perintah SQL yang berhubungan dengan pendefinisian struktur database disebut...</w:t>
+      <w:proofErr w:type="spellStart"/>
+      <w:r>
+        <w:t>Kelompok</w:t>
+      </w:r>
+      <w:proofErr w:type="spellEnd"/>
+      <w:r>
+        <w:t xml:space="preserve"> </w:t>
+      </w:r>
+      <w:proofErr w:type="spellStart"/>
+      <w:r>
+        <w:t>perintah</w:t>
+      </w:r>
+      <w:proofErr w:type="spellEnd"/>
+      <w:r>
+        <w:t xml:space="preserve"> SQL yang </w:t>
+      </w:r>
+      <w:proofErr w:type="spellStart"/>
+      <w:r>
+        <w:t>berhubungan</w:t>
+      </w:r>
+      <w:proofErr w:type="spellEnd"/>
+      <w:r>
+        <w:t xml:space="preserve"> </w:t>
+      </w:r>
+      <w:proofErr w:type="spellStart"/>
+      <w:r>
+        <w:t>dengan</w:t>
+      </w:r>
+      <w:proofErr w:type="spellEnd"/>
+      <w:r>
+        <w:t xml:space="preserve"> </w:t>
+      </w:r>
+      <w:proofErr w:type="spellStart"/>
+      <w:r>
+        <w:t>pendefinisian</w:t>
+      </w:r>
+      <w:proofErr w:type="spellEnd"/>
+      <w:r>
+        <w:t xml:space="preserve"> </w:t>
+      </w:r>
+      <w:proofErr w:type="spellStart"/>
+      <w:r>
+        <w:t>struktur</w:t>
+      </w:r>
+      <w:proofErr w:type="spellEnd"/>
+      <w:r>
+        <w:t xml:space="preserve"> database </w:t>
+      </w:r>
+      <w:proofErr w:type="spellStart"/>
+      <w:r>
+        <w:t>disebut</w:t>
+      </w:r>
+      <w:proofErr w:type="spellEnd"/>
+      <w:r>
+        <w:t>...</w:t>
       </w:r>
       <w:r>
         <w:br/>
@@ -1648,8 +3761,69 @@
           <w:numId w:val="1"/>
         </w:numPr>
       </w:pPr>
-      <w:r>
-        <w:t>Perintah SQL untuk mengambil atau menampilkan data dari tabel adalah...</w:t>
+      <w:proofErr w:type="spellStart"/>
+      <w:r>
+        <w:t>Perintah</w:t>
+      </w:r>
+      <w:proofErr w:type="spellEnd"/>
+      <w:r>
+        <w:t xml:space="preserve"> SQL </w:t>
+      </w:r>
+      <w:proofErr w:type="spellStart"/>
+      <w:r>
+        <w:t>untuk</w:t>
+      </w:r>
+      <w:proofErr w:type="spellEnd"/>
+      <w:r>
+        <w:t xml:space="preserve"> </w:t>
+      </w:r>
+      <w:proofErr w:type="spellStart"/>
+      <w:r>
+        <w:t>mengambil</w:t>
+      </w:r>
+      <w:proofErr w:type="spellEnd"/>
+      <w:r>
+        <w:t xml:space="preserve"> </w:t>
+      </w:r>
+      <w:proofErr w:type="spellStart"/>
+      <w:r>
+        <w:t>atau</w:t>
+      </w:r>
+      <w:proofErr w:type="spellEnd"/>
+      <w:r>
+        <w:t xml:space="preserve"> </w:t>
+      </w:r>
+      <w:proofErr w:type="spellStart"/>
+      <w:r>
+        <w:t>menampilkan</w:t>
+      </w:r>
+      <w:proofErr w:type="spellEnd"/>
+      <w:r>
+        <w:t xml:space="preserve"> data </w:t>
+      </w:r>
+      <w:proofErr w:type="spellStart"/>
+      <w:r>
+        <w:t>dari</w:t>
+      </w:r>
+      <w:proofErr w:type="spellEnd"/>
+      <w:r>
+        <w:t xml:space="preserve"> </w:t>
+      </w:r>
+      <w:proofErr w:type="spellStart"/>
+      <w:r>
+        <w:t>tabel</w:t>
+      </w:r>
+      <w:proofErr w:type="spellEnd"/>
+      <w:r>
+        <w:t xml:space="preserve"> </w:t>
+      </w:r>
+      <w:proofErr w:type="spellStart"/>
+      <w:r>
+        <w:t>adalah</w:t>
+      </w:r>
+      <w:proofErr w:type="spellEnd"/>
+      <w:r>
+        <w:t>...</w:t>
       </w:r>
       <w:r>
         <w:br/>
@@ -1686,8 +3860,77 @@
           <w:numId w:val="1"/>
         </w:numPr>
       </w:pPr>
-      <w:r>
-        <w:t>Untuk memperbarui data yang sudah ada di dalam tabel, perintah SQL yang digunakan adalah...</w:t>
+      <w:proofErr w:type="spellStart"/>
+      <w:r>
+        <w:t>Untuk</w:t>
+      </w:r>
+      <w:proofErr w:type="spellEnd"/>
+      <w:r>
+        <w:t xml:space="preserve"> </w:t>
+      </w:r>
+      <w:proofErr w:type="spellStart"/>
+      <w:r>
+        <w:t>memperbarui</w:t>
+      </w:r>
+      <w:proofErr w:type="spellEnd"/>
+      <w:r>
+        <w:t xml:space="preserve"> data yang </w:t>
+      </w:r>
+      <w:proofErr w:type="spellStart"/>
+      <w:r>
+        <w:t>sudah</w:t>
+      </w:r>
+      <w:proofErr w:type="spellEnd"/>
+      <w:r>
+        <w:t xml:space="preserve"> </w:t>
+      </w:r>
+      <w:proofErr w:type="spellStart"/>
+      <w:r>
+        <w:t>ada</w:t>
+      </w:r>
+      <w:proofErr w:type="spellEnd"/>
+      <w:r>
+        <w:t xml:space="preserve"> di </w:t>
+      </w:r>
+      <w:proofErr w:type="spellStart"/>
+      <w:r>
+        <w:t>dalam</w:t>
+      </w:r>
+      <w:proofErr w:type="spellEnd"/>
+      <w:r>
+        <w:t xml:space="preserve"> </w:t>
+      </w:r>
+      <w:proofErr w:type="spellStart"/>
+      <w:r>
+        <w:t>tabel</w:t>
+      </w:r>
+      <w:proofErr w:type="spellEnd"/>
+      <w:r>
+        <w:t xml:space="preserve">, </w:t>
+      </w:r>
+      <w:proofErr w:type="spellStart"/>
+      <w:r>
+        <w:t>perintah</w:t>
+      </w:r>
+      <w:proofErr w:type="spellEnd"/>
+      <w:r>
+        <w:t xml:space="preserve"> SQL yang </w:t>
+      </w:r>
+      <w:proofErr w:type="spellStart"/>
+      <w:r>
+        <w:t>digunakan</w:t>
+      </w:r>
+      <w:proofErr w:type="spellEnd"/>
+      <w:r>
+        <w:t xml:space="preserve"> </w:t>
+      </w:r>
+      <w:proofErr w:type="spellStart"/>
+      <w:r>
+        <w:t>adalah</w:t>
+      </w:r>
+      <w:proofErr w:type="spellEnd"/>
+      <w:r>
+        <w:t>...</w:t>
       </w:r>
       <w:r>
         <w:br/>
@@ -1724,31 +3967,179 @@
           <w:numId w:val="1"/>
         </w:numPr>
       </w:pPr>
-      <w:r>
-        <w:t>Perintah DELETE FROM tanpa WHERE akan mengakibatkan...</w:t>
-      </w:r>
-      <w:r>
-        <w:br/>
-        <w:t xml:space="preserve"> a. Error pada sistem</w:t>
-      </w:r>
-      <w:r>
-        <w:br/>
-        <w:t xml:space="preserve"> b. Menghapus satu baris pertama</w:t>
-      </w:r>
-      <w:r>
-        <w:br/>
-        <w:t xml:space="preserve"> </w:t>
-      </w:r>
-      <w:r>
-        <w:rPr>
-          <w:highlight w:val="yellow"/>
-        </w:rPr>
-        <w:t>c. Menghapus seluruh isi data dalam tabel</w:t>
-      </w:r>
-      <w:r>
-        <w:br/>
-        <w:t xml:space="preserve"> d. Menghapus struktur tabel</w:t>
-      </w:r>
+      <w:proofErr w:type="spellStart"/>
+      <w:r>
+        <w:t>Perintah</w:t>
+      </w:r>
+      <w:proofErr w:type="spellEnd"/>
+      <w:r>
+        <w:t xml:space="preserve"> DELETE FROM </w:t>
+      </w:r>
+      <w:proofErr w:type="spellStart"/>
+      <w:r>
+        <w:t>tanpa</w:t>
+      </w:r>
+      <w:proofErr w:type="spellEnd"/>
+      <w:r>
+        <w:t xml:space="preserve"> WHERE </w:t>
+      </w:r>
+      <w:proofErr w:type="spellStart"/>
+      <w:r>
+        <w:t>akan</w:t>
+      </w:r>
+      <w:proofErr w:type="spellEnd"/>
+      <w:r>
+        <w:t xml:space="preserve"> </w:t>
+      </w:r>
+      <w:proofErr w:type="spellStart"/>
+      <w:r>
+        <w:t>mengakibatkan</w:t>
+      </w:r>
+      <w:proofErr w:type="spellEnd"/>
+      <w:r>
+        <w:t>...</w:t>
+      </w:r>
+      <w:r>
+        <w:br/>
+        <w:t xml:space="preserve"> a. Error pada </w:t>
+      </w:r>
+      <w:proofErr w:type="spellStart"/>
+      <w:r>
+        <w:t>sistem</w:t>
+      </w:r>
+      <w:proofErr w:type="spellEnd"/>
+      <w:r>
+        <w:br/>
+        <w:t xml:space="preserve"> b. </w:t>
+      </w:r>
+      <w:proofErr w:type="spellStart"/>
+      <w:r>
+        <w:t>Menghapus</w:t>
+      </w:r>
+      <w:proofErr w:type="spellEnd"/>
+      <w:r>
+        <w:t xml:space="preserve"> </w:t>
+      </w:r>
+      <w:proofErr w:type="spellStart"/>
+      <w:r>
+        <w:t>satu</w:t>
+      </w:r>
+      <w:proofErr w:type="spellEnd"/>
+      <w:r>
+        <w:t xml:space="preserve"> </w:t>
+      </w:r>
+      <w:proofErr w:type="spellStart"/>
+      <w:r>
+        <w:t>baris</w:t>
+      </w:r>
+      <w:proofErr w:type="spellEnd"/>
+      <w:r>
+        <w:t xml:space="preserve"> </w:t>
+      </w:r>
+      <w:proofErr w:type="spellStart"/>
+      <w:r>
+        <w:t>pertama</w:t>
+      </w:r>
+      <w:proofErr w:type="spellEnd"/>
+      <w:r>
+        <w:br/>
+        <w:t xml:space="preserve"> </w:t>
+      </w:r>
+      <w:r>
+        <w:rPr>
+          <w:highlight w:val="yellow"/>
+        </w:rPr>
+        <w:t xml:space="preserve">c. </w:t>
+      </w:r>
+      <w:proofErr w:type="spellStart"/>
+      <w:r>
+        <w:rPr>
+          <w:highlight w:val="yellow"/>
+        </w:rPr>
+        <w:t>Menghapus</w:t>
+      </w:r>
+      <w:proofErr w:type="spellEnd"/>
+      <w:r>
+        <w:rPr>
+          <w:highlight w:val="yellow"/>
+        </w:rPr>
+        <w:t xml:space="preserve"> </w:t>
+      </w:r>
+      <w:proofErr w:type="spellStart"/>
+      <w:r>
+        <w:rPr>
+          <w:highlight w:val="yellow"/>
+        </w:rPr>
+        <w:t>seluruh</w:t>
+      </w:r>
+      <w:proofErr w:type="spellEnd"/>
+      <w:r>
+        <w:rPr>
+          <w:highlight w:val="yellow"/>
+        </w:rPr>
+        <w:t xml:space="preserve"> </w:t>
+      </w:r>
+      <w:proofErr w:type="spellStart"/>
+      <w:r>
+        <w:rPr>
+          <w:highlight w:val="yellow"/>
+        </w:rPr>
+        <w:t>isi</w:t>
+      </w:r>
+      <w:proofErr w:type="spellEnd"/>
+      <w:r>
+        <w:rPr>
+          <w:highlight w:val="yellow"/>
+        </w:rPr>
+        <w:t xml:space="preserve"> data </w:t>
+      </w:r>
+      <w:proofErr w:type="spellStart"/>
+      <w:r>
+        <w:rPr>
+          <w:highlight w:val="yellow"/>
+        </w:rPr>
+        <w:t>dalam</w:t>
+      </w:r>
+      <w:proofErr w:type="spellEnd"/>
+      <w:r>
+        <w:rPr>
+          <w:highlight w:val="yellow"/>
+        </w:rPr>
+        <w:t xml:space="preserve"> </w:t>
+      </w:r>
+      <w:proofErr w:type="spellStart"/>
+      <w:r>
+        <w:rPr>
+          <w:highlight w:val="yellow"/>
+        </w:rPr>
+        <w:t>tabel</w:t>
+      </w:r>
+      <w:proofErr w:type="spellEnd"/>
+      <w:r>
+        <w:br/>
+        <w:t xml:space="preserve"> d. </w:t>
+      </w:r>
+      <w:proofErr w:type="spellStart"/>
+      <w:r>
+        <w:t>Menghapus</w:t>
+      </w:r>
+      <w:proofErr w:type="spellEnd"/>
+      <w:r>
+        <w:t xml:space="preserve"> </w:t>
+      </w:r>
+      <w:proofErr w:type="spellStart"/>
+      <w:r>
+        <w:t>struktur</w:t>
+      </w:r>
+      <w:proofErr w:type="spellEnd"/>
+      <w:r>
+        <w:t xml:space="preserve"> </w:t>
+      </w:r>
+      <w:proofErr w:type="spellStart"/>
+      <w:r>
+        <w:t>tabel</w:t>
+      </w:r>
+      <w:proofErr w:type="spellEnd"/>
     </w:p>
     <w:p>
       <w:pPr>
@@ -1764,7 +4155,39 @@
       </w:pPr>
       <w:r>
         <w:lastRenderedPageBreak/>
-        <w:t>Software paket yang membundle Apache, PHP, dan MySQL untuk Windows adalah...</w:t>
+        <w:t xml:space="preserve">Software </w:t>
+      </w:r>
+      <w:proofErr w:type="spellStart"/>
+      <w:r>
+        <w:t>paket</w:t>
+      </w:r>
+      <w:proofErr w:type="spellEnd"/>
+      <w:r>
+        <w:t xml:space="preserve"> yang </w:t>
+      </w:r>
+      <w:proofErr w:type="spellStart"/>
+      <w:r>
+        <w:t>membundle</w:t>
+      </w:r>
+      <w:proofErr w:type="spellEnd"/>
+      <w:r>
+        <w:t xml:space="preserve"> Apache, PHP, dan MySQL </w:t>
+      </w:r>
+      <w:proofErr w:type="spellStart"/>
+      <w:r>
+        <w:t>untuk</w:t>
+      </w:r>
+      <w:proofErr w:type="spellEnd"/>
+      <w:r>
+        <w:t xml:space="preserve"> Windows </w:t>
+      </w:r>
+      <w:proofErr w:type="spellStart"/>
+      <w:r>
+        <w:t>adalah</w:t>
+      </w:r>
+      <w:proofErr w:type="spellEnd"/>
+      <w:r>
+        <w:t>...</w:t>
       </w:r>
       <w:r>
         <w:br/>
@@ -1801,23 +4224,49 @@
           <w:numId w:val="1"/>
         </w:numPr>
       </w:pPr>
-      <w:r>
-        <w:t>Lokasi default folder localhost pada WAMP adalah...</w:t>
-      </w:r>
-      <w:r>
-        <w:br/>
-        <w:t xml:space="preserve"> </w:t>
-      </w:r>
-      <w:r>
-        <w:rPr>
-          <w:highlight w:val="yellow"/>
-        </w:rPr>
-        <w:t>a. htdocs</w:t>
-      </w:r>
-      <w:r>
-        <w:br/>
-        <w:t xml:space="preserve"> b. public_html</w:t>
-      </w:r>
+      <w:proofErr w:type="spellStart"/>
+      <w:r>
+        <w:t>Lokasi</w:t>
+      </w:r>
+      <w:proofErr w:type="spellEnd"/>
+      <w:r>
+        <w:t xml:space="preserve"> default folder localhost pada WAMP </w:t>
+      </w:r>
+      <w:proofErr w:type="spellStart"/>
+      <w:r>
+        <w:t>adalah</w:t>
+      </w:r>
+      <w:proofErr w:type="spellEnd"/>
+      <w:r>
+        <w:t>...</w:t>
+      </w:r>
+      <w:r>
+        <w:br/>
+        <w:t xml:space="preserve"> </w:t>
+      </w:r>
+      <w:r>
+        <w:rPr>
+          <w:highlight w:val="yellow"/>
+        </w:rPr>
+        <w:t xml:space="preserve">a. </w:t>
+      </w:r>
+      <w:proofErr w:type="spellStart"/>
+      <w:r>
+        <w:rPr>
+          <w:highlight w:val="yellow"/>
+        </w:rPr>
+        <w:t>htdocs</w:t>
+      </w:r>
+      <w:proofErr w:type="spellEnd"/>
+      <w:r>
+        <w:br/>
+        <w:t xml:space="preserve"> b. </w:t>
+      </w:r>
+      <w:proofErr w:type="spellStart"/>
+      <w:r>
+        <w:t>public_html</w:t>
+      </w:r>
+      <w:proofErr w:type="spellEnd"/>
       <w:r>
         <w:br/>
         <w:t xml:space="preserve"> c. www</w:t>
@@ -1829,9 +4278,16 @@
     </w:p>
     <w:p/>
     <w:p>
-      <w:r>
-        <w:t>Essai !</w:t>
-      </w:r>
+      <w:proofErr w:type="spellStart"/>
+      <w:proofErr w:type="gramStart"/>
+      <w:r>
+        <w:t>Essai</w:t>
+      </w:r>
+      <w:proofErr w:type="spellEnd"/>
+      <w:r>
+        <w:t xml:space="preserve"> !</w:t>
+      </w:r>
+      <w:proofErr w:type="gramEnd"/>
     </w:p>
     <w:p/>
     <w:p>
@@ -1841,8 +4297,37 @@
           <w:numId w:val="2"/>
         </w:numPr>
       </w:pPr>
-      <w:r>
-        <w:t xml:space="preserve">Jelaskan perbedaan mendasar antara </w:t>
+      <w:proofErr w:type="spellStart"/>
+      <w:r>
+        <w:t>Jelaskan</w:t>
+      </w:r>
+      <w:proofErr w:type="spellEnd"/>
+      <w:r>
+        <w:t xml:space="preserve"> </w:t>
+      </w:r>
+      <w:proofErr w:type="spellStart"/>
+      <w:r>
+        <w:t>perbedaan</w:t>
+      </w:r>
+      <w:proofErr w:type="spellEnd"/>
+      <w:r>
+        <w:t xml:space="preserve"> </w:t>
+      </w:r>
+      <w:proofErr w:type="spellStart"/>
+      <w:r>
+        <w:t>mendasar</w:t>
+      </w:r>
+      <w:proofErr w:type="spellEnd"/>
+      <w:r>
+        <w:t xml:space="preserve"> </w:t>
+      </w:r>
+      <w:proofErr w:type="spellStart"/>
+      <w:r>
+        <w:t>antara</w:t>
+      </w:r>
+      <w:proofErr w:type="spellEnd"/>
+      <w:r>
+        <w:t xml:space="preserve"> </w:t>
       </w:r>
       <w:r>
         <w:rPr>
@@ -1852,7 +4337,31 @@
         <w:t>Web 1.0, Web 2.0, dan Web 3.0</w:t>
       </w:r>
       <w:r>
-        <w:t xml:space="preserve"> berdasarkan cara interaksi penggunanya!</w:t>
+        <w:t xml:space="preserve"> </w:t>
+      </w:r>
+      <w:proofErr w:type="spellStart"/>
+      <w:r>
+        <w:t>berdasarkan</w:t>
+      </w:r>
+      <w:proofErr w:type="spellEnd"/>
+      <w:r>
+        <w:t xml:space="preserve"> </w:t>
+      </w:r>
+      <w:proofErr w:type="spellStart"/>
+      <w:r>
+        <w:t>cara</w:t>
+      </w:r>
+      <w:proofErr w:type="spellEnd"/>
+      <w:r>
+        <w:t xml:space="preserve"> </w:t>
+      </w:r>
+      <w:proofErr w:type="spellStart"/>
+      <w:r>
+        <w:t>interaksi</w:t>
+      </w:r>
+      <w:proofErr w:type="spellEnd"/>
+      <w:r>
+        <w:t xml:space="preserve"> penggunanya!</w:t>
       </w:r>
     </w:p>
     <w:p>
@@ -1863,7 +4372,71 @@
         </w:numPr>
       </w:pPr>
       <w:r>
-        <w:t>Web1 user hanya bisa melihat informasi (read-only) seperti website statis, dan bahasanya hanya html</w:t>
+        <w:t xml:space="preserve">Web1 user </w:t>
+      </w:r>
+      <w:proofErr w:type="spellStart"/>
+      <w:r>
+        <w:t>hanya</w:t>
+      </w:r>
+      <w:proofErr w:type="spellEnd"/>
+      <w:r>
+        <w:t xml:space="preserve"> </w:t>
+      </w:r>
+      <w:proofErr w:type="spellStart"/>
+      <w:r>
+        <w:t>bisa</w:t>
+      </w:r>
+      <w:proofErr w:type="spellEnd"/>
+      <w:r>
+        <w:t xml:space="preserve"> </w:t>
+      </w:r>
+      <w:proofErr w:type="spellStart"/>
+      <w:r>
+        <w:t>melihat</w:t>
+      </w:r>
+      <w:proofErr w:type="spellEnd"/>
+      <w:r>
+        <w:t xml:space="preserve"> </w:t>
+      </w:r>
+      <w:proofErr w:type="spellStart"/>
+      <w:r>
+        <w:t>informasi</w:t>
+      </w:r>
+      <w:proofErr w:type="spellEnd"/>
+      <w:r>
+        <w:t xml:space="preserve"> (read-only) </w:t>
+      </w:r>
+      <w:proofErr w:type="spellStart"/>
+      <w:r>
+        <w:t>seperti</w:t>
+      </w:r>
+      <w:proofErr w:type="spellEnd"/>
+      <w:r>
+        <w:t xml:space="preserve"> website </w:t>
+      </w:r>
+      <w:proofErr w:type="spellStart"/>
+      <w:r>
+        <w:t>statis</w:t>
+      </w:r>
+      <w:proofErr w:type="spellEnd"/>
+      <w:r>
+        <w:t xml:space="preserve">, dan </w:t>
+      </w:r>
+      <w:proofErr w:type="spellStart"/>
+      <w:r>
+        <w:t>bahasanya</w:t>
+      </w:r>
+      <w:proofErr w:type="spellEnd"/>
+      <w:r>
+        <w:t xml:space="preserve"> </w:t>
+      </w:r>
+      <w:proofErr w:type="spellStart"/>
+      <w:r>
+        <w:t>hanya</w:t>
+      </w:r>
+      <w:proofErr w:type="spellEnd"/>
+      <w:r>
+        <w:t xml:space="preserve"> html</w:t>
       </w:r>
     </w:p>
     <w:p>
@@ -1875,7 +4448,63 @@
         </w:numPr>
       </w:pPr>
       <w:r>
-        <w:t>Web2 user bisa komunikasi 2 arah (user dan server) seperti website dinamis. Website bisa menjadi platform.</w:t>
+        <w:t xml:space="preserve">Web2 user </w:t>
+      </w:r>
+      <w:proofErr w:type="spellStart"/>
+      <w:r>
+        <w:t>bisa</w:t>
+      </w:r>
+      <w:proofErr w:type="spellEnd"/>
+      <w:r>
+        <w:t xml:space="preserve"> </w:t>
+      </w:r>
+      <w:proofErr w:type="spellStart"/>
+      <w:r>
+        <w:t>komunikasi</w:t>
+      </w:r>
+      <w:proofErr w:type="spellEnd"/>
+      <w:r>
+        <w:t xml:space="preserve"> 2 </w:t>
+      </w:r>
+      <w:proofErr w:type="spellStart"/>
+      <w:r>
+        <w:t>arah</w:t>
+      </w:r>
+      <w:proofErr w:type="spellEnd"/>
+      <w:r>
+        <w:t xml:space="preserve"> (user dan server) </w:t>
+      </w:r>
+      <w:proofErr w:type="spellStart"/>
+      <w:r>
+        <w:t>seperti</w:t>
+      </w:r>
+      <w:proofErr w:type="spellEnd"/>
+      <w:r>
+        <w:t xml:space="preserve"> website </w:t>
+      </w:r>
+      <w:proofErr w:type="spellStart"/>
+      <w:r>
+        <w:t>dinamis</w:t>
+      </w:r>
+      <w:proofErr w:type="spellEnd"/>
+      <w:r>
+        <w:t xml:space="preserve">. Website </w:t>
+      </w:r>
+      <w:proofErr w:type="spellStart"/>
+      <w:r>
+        <w:t>bisa</w:t>
+      </w:r>
+      <w:proofErr w:type="spellEnd"/>
+      <w:r>
+        <w:t xml:space="preserve"> </w:t>
+      </w:r>
+      <w:proofErr w:type="spellStart"/>
+      <w:r>
+        <w:t>menjadi</w:t>
+      </w:r>
+      <w:proofErr w:type="spellEnd"/>
+      <w:r>
+        <w:t xml:space="preserve"> platform.</w:t>
       </w:r>
     </w:p>
     <w:p>
@@ -1887,7 +4516,47 @@
         </w:numPr>
       </w:pPr>
       <w:r>
-        <w:t>Web3, struktur web menjadi semantic web, 3d web, media centric dan pervasive. Web3 sistemnya teredesentralisasi dan berbasis block-chain.</w:t>
+        <w:t xml:space="preserve">Web3, </w:t>
+      </w:r>
+      <w:proofErr w:type="spellStart"/>
+      <w:r>
+        <w:t>struktur</w:t>
+      </w:r>
+      <w:proofErr w:type="spellEnd"/>
+      <w:r>
+        <w:t xml:space="preserve"> web </w:t>
+      </w:r>
+      <w:proofErr w:type="spellStart"/>
+      <w:r>
+        <w:t>menjadi</w:t>
+      </w:r>
+      <w:proofErr w:type="spellEnd"/>
+      <w:r>
+        <w:t xml:space="preserve"> semantic web, 3d web, media centric dan pervasive. Web3 </w:t>
+      </w:r>
+      <w:proofErr w:type="spellStart"/>
+      <w:r>
+        <w:t>sistemnya</w:t>
+      </w:r>
+      <w:proofErr w:type="spellEnd"/>
+      <w:r>
+        <w:t xml:space="preserve"> </w:t>
+      </w:r>
+      <w:proofErr w:type="spellStart"/>
+      <w:r>
+        <w:t>teredesentralisasi</w:t>
+      </w:r>
+      <w:proofErr w:type="spellEnd"/>
+      <w:r>
+        <w:t xml:space="preserve"> dan </w:t>
+      </w:r>
+      <w:proofErr w:type="spellStart"/>
+      <w:r>
+        <w:t>berbasis</w:t>
+      </w:r>
+      <w:proofErr w:type="spellEnd"/>
+      <w:r>
+        <w:t xml:space="preserve"> block-chain.</w:t>
       </w:r>
     </w:p>
     <w:p>
@@ -1897,22 +4566,140 @@
           <w:numId w:val="2"/>
         </w:numPr>
       </w:pPr>
-      <w:r>
-        <w:t xml:space="preserve">Apa yang dimaksud dengan </w:t>
-      </w:r>
+      <w:proofErr w:type="spellStart"/>
+      <w:r>
+        <w:t>Apa</w:t>
+      </w:r>
+      <w:proofErr w:type="spellEnd"/>
+      <w:r>
+        <w:t xml:space="preserve"> yang </w:t>
+      </w:r>
+      <w:proofErr w:type="spellStart"/>
+      <w:r>
+        <w:t>dimaksud</w:t>
+      </w:r>
+      <w:proofErr w:type="spellEnd"/>
+      <w:r>
+        <w:t xml:space="preserve"> </w:t>
+      </w:r>
+      <w:proofErr w:type="spellStart"/>
+      <w:r>
+        <w:t>dengan</w:t>
+      </w:r>
+      <w:proofErr w:type="spellEnd"/>
+      <w:r>
+        <w:t xml:space="preserve"> </w:t>
+      </w:r>
+      <w:proofErr w:type="gramStart"/>
       <w:r>
         <w:rPr>
           <w:b/>
           <w:bCs/>
         </w:rPr>
-        <w:t>Server Side Scripting</w:t>
-      </w:r>
-      <w:r>
-        <w:t>? Sebutkan minimal 3 contoh bahasa pemrogramannya!</w:t>
-      </w:r>
-      <w:r>
-        <w:br/>
-        <w:t>script yg di proses di server, lalu hasilnya di kirimkan ke user. Contoh bahasa: php, python, java server, ASP.NET.</w:t>
+        <w:t>Server Side</w:t>
+      </w:r>
+      <w:proofErr w:type="gramEnd"/>
+      <w:r>
+        <w:rPr>
+          <w:b/>
+          <w:bCs/>
+        </w:rPr>
+        <w:t xml:space="preserve"> Scripting</w:t>
+      </w:r>
+      <w:r>
+        <w:t xml:space="preserve">? </w:t>
+      </w:r>
+      <w:proofErr w:type="spellStart"/>
+      <w:r>
+        <w:t>Sebutkan</w:t>
+      </w:r>
+      <w:proofErr w:type="spellEnd"/>
+      <w:r>
+        <w:t xml:space="preserve"> minimal 3 </w:t>
+      </w:r>
+      <w:proofErr w:type="spellStart"/>
+      <w:r>
+        <w:t>contoh</w:t>
+      </w:r>
+      <w:proofErr w:type="spellEnd"/>
+      <w:r>
+        <w:t xml:space="preserve"> </w:t>
+      </w:r>
+      <w:proofErr w:type="spellStart"/>
+      <w:r>
+        <w:t>bahasa</w:t>
+      </w:r>
+      <w:proofErr w:type="spellEnd"/>
+      <w:r>
+        <w:t xml:space="preserve"> </w:t>
+      </w:r>
+      <w:proofErr w:type="spellStart"/>
+      <w:r>
+        <w:t>pemrogramannya</w:t>
+      </w:r>
+      <w:proofErr w:type="spellEnd"/>
+      <w:r>
+        <w:t>!</w:t>
+      </w:r>
+      <w:r>
+        <w:br/>
+        <w:t xml:space="preserve">script </w:t>
+      </w:r>
+      <w:proofErr w:type="spellStart"/>
+      <w:r>
+        <w:t>yg</w:t>
+      </w:r>
+      <w:proofErr w:type="spellEnd"/>
+      <w:r>
+        <w:t xml:space="preserve"> di proses di server, </w:t>
+      </w:r>
+      <w:proofErr w:type="spellStart"/>
+      <w:r>
+        <w:t>lalu</w:t>
+      </w:r>
+      <w:proofErr w:type="spellEnd"/>
+      <w:r>
+        <w:t xml:space="preserve"> </w:t>
+      </w:r>
+      <w:proofErr w:type="spellStart"/>
+      <w:r>
+        <w:t>hasilnya</w:t>
+      </w:r>
+      <w:proofErr w:type="spellEnd"/>
+      <w:r>
+        <w:t xml:space="preserve"> di </w:t>
+      </w:r>
+      <w:proofErr w:type="spellStart"/>
+      <w:r>
+        <w:t>kirimkan</w:t>
+      </w:r>
+      <w:proofErr w:type="spellEnd"/>
+      <w:r>
+        <w:t xml:space="preserve"> </w:t>
+      </w:r>
+      <w:proofErr w:type="spellStart"/>
+      <w:r>
+        <w:t>ke</w:t>
+      </w:r>
+      <w:proofErr w:type="spellEnd"/>
+      <w:r>
+        <w:t xml:space="preserve"> user. </w:t>
+      </w:r>
+      <w:proofErr w:type="spellStart"/>
+      <w:r>
+        <w:t>Contoh</w:t>
+      </w:r>
+      <w:proofErr w:type="spellEnd"/>
+      <w:r>
+        <w:t xml:space="preserve"> </w:t>
+      </w:r>
+      <w:proofErr w:type="spellStart"/>
+      <w:r>
+        <w:t>bahasa</w:t>
+      </w:r>
+      <w:proofErr w:type="spellEnd"/>
+      <w:r>
+        <w:t>: php, python, java server, ASP.NET.</w:t>
       </w:r>
     </w:p>
     <w:p>
@@ -1922,8 +4709,53 @@
           <w:numId w:val="2"/>
         </w:numPr>
       </w:pPr>
-      <w:r>
-        <w:t>Jelaskan 3 bagian utama dalam struktur dokumen HTML (</w:t>
+      <w:proofErr w:type="spellStart"/>
+      <w:r>
+        <w:t>Jelaskan</w:t>
+      </w:r>
+      <w:proofErr w:type="spellEnd"/>
+      <w:r>
+        <w:t xml:space="preserve"> 3 </w:t>
+      </w:r>
+      <w:proofErr w:type="spellStart"/>
+      <w:r>
+        <w:t>bagian</w:t>
+      </w:r>
+      <w:proofErr w:type="spellEnd"/>
+      <w:r>
+        <w:t xml:space="preserve"> </w:t>
+      </w:r>
+      <w:proofErr w:type="spellStart"/>
+      <w:r>
+        <w:t>utama</w:t>
+      </w:r>
+      <w:proofErr w:type="spellEnd"/>
+      <w:r>
+        <w:t xml:space="preserve"> </w:t>
+      </w:r>
+      <w:proofErr w:type="spellStart"/>
+      <w:r>
+        <w:t>dalam</w:t>
+      </w:r>
+      <w:proofErr w:type="spellEnd"/>
+      <w:r>
+        <w:t xml:space="preserve"> </w:t>
+      </w:r>
+      <w:proofErr w:type="spellStart"/>
+      <w:r>
+        <w:t>struktur</w:t>
+      </w:r>
+      <w:proofErr w:type="spellEnd"/>
+      <w:r>
+        <w:t xml:space="preserve"> </w:t>
+      </w:r>
+      <w:proofErr w:type="spellStart"/>
+      <w:r>
+        <w:t>dokumen</w:t>
+      </w:r>
+      <w:proofErr w:type="spellEnd"/>
+      <w:r>
+        <w:t xml:space="preserve"> HTML (</w:t>
       </w:r>
       <w:r>
         <w:rPr>
@@ -1950,7 +4782,31 @@
         <w:t>&lt;body&gt;</w:t>
       </w:r>
       <w:r>
-        <w:t>) beserta fungsinya masing-masing!</w:t>
+        <w:t xml:space="preserve">) </w:t>
+      </w:r>
+      <w:proofErr w:type="spellStart"/>
+      <w:r>
+        <w:t>beserta</w:t>
+      </w:r>
+      <w:proofErr w:type="spellEnd"/>
+      <w:r>
+        <w:t xml:space="preserve"> </w:t>
+      </w:r>
+      <w:proofErr w:type="spellStart"/>
+      <w:r>
+        <w:t>fungsinya</w:t>
+      </w:r>
+      <w:proofErr w:type="spellEnd"/>
+      <w:r>
+        <w:t xml:space="preserve"> </w:t>
+      </w:r>
+      <w:proofErr w:type="spellStart"/>
+      <w:r>
+        <w:t>masing-masing</w:t>
+      </w:r>
+      <w:proofErr w:type="spellEnd"/>
+      <w:r>
+        <w:t>!</w:t>
       </w:r>
     </w:p>
     <w:p>
@@ -1958,15 +4814,95 @@
         <w:ind w:left="720"/>
       </w:pPr>
       <w:r>
-        <w:t>&lt;html&gt; awalan file html</w:t>
-      </w:r>
-      <w:r>
-        <w:br/>
-        <w:t>&lt;head&gt; deklarasi bagian head pada file markup</w:t>
-      </w:r>
-      <w:r>
-        <w:br/>
-        <w:t>&lt;body&gt; deklarasi bagian isi dari file markup. Isi file diisi di dalam sini.</w:t>
+        <w:t xml:space="preserve">&lt;html&gt; </w:t>
+      </w:r>
+      <w:proofErr w:type="spellStart"/>
+      <w:r>
+        <w:t>awalan</w:t>
+      </w:r>
+      <w:proofErr w:type="spellEnd"/>
+      <w:r>
+        <w:t xml:space="preserve"> file html</w:t>
+      </w:r>
+      <w:r>
+        <w:br/>
+        <w:t xml:space="preserve">&lt;head&gt; </w:t>
+      </w:r>
+      <w:proofErr w:type="spellStart"/>
+      <w:r>
+        <w:t>deklarasi</w:t>
+      </w:r>
+      <w:proofErr w:type="spellEnd"/>
+      <w:r>
+        <w:t xml:space="preserve"> </w:t>
+      </w:r>
+      <w:proofErr w:type="spellStart"/>
+      <w:r>
+        <w:t>bagian</w:t>
+      </w:r>
+      <w:proofErr w:type="spellEnd"/>
+      <w:r>
+        <w:t xml:space="preserve"> head pada file markup</w:t>
+      </w:r>
+      <w:r>
+        <w:br/>
+        <w:t xml:space="preserve">&lt;body&gt; </w:t>
+      </w:r>
+      <w:proofErr w:type="spellStart"/>
+      <w:r>
+        <w:t>deklarasi</w:t>
+      </w:r>
+      <w:proofErr w:type="spellEnd"/>
+      <w:r>
+        <w:t xml:space="preserve"> </w:t>
+      </w:r>
+      <w:proofErr w:type="spellStart"/>
+      <w:r>
+        <w:t>bagian</w:t>
+      </w:r>
+      <w:proofErr w:type="spellEnd"/>
+      <w:r>
+        <w:t xml:space="preserve"> </w:t>
+      </w:r>
+      <w:proofErr w:type="spellStart"/>
+      <w:r>
+        <w:t>isi</w:t>
+      </w:r>
+      <w:proofErr w:type="spellEnd"/>
+      <w:r>
+        <w:t xml:space="preserve"> </w:t>
+      </w:r>
+      <w:proofErr w:type="spellStart"/>
+      <w:r>
+        <w:t>dari</w:t>
+      </w:r>
+      <w:proofErr w:type="spellEnd"/>
+      <w:r>
+        <w:t xml:space="preserve"> file markup. Isi file </w:t>
+      </w:r>
+      <w:proofErr w:type="spellStart"/>
+      <w:r>
+        <w:t>diisi</w:t>
+      </w:r>
+      <w:proofErr w:type="spellEnd"/>
+      <w:r>
+        <w:t xml:space="preserve"> di </w:t>
+      </w:r>
+      <w:proofErr w:type="spellStart"/>
+      <w:r>
+        <w:t>dalam</w:t>
+      </w:r>
+      <w:proofErr w:type="spellEnd"/>
+      <w:r>
+        <w:t xml:space="preserve"> </w:t>
+      </w:r>
+      <w:proofErr w:type="spellStart"/>
+      <w:r>
+        <w:t>sini</w:t>
+      </w:r>
+      <w:proofErr w:type="spellEnd"/>
+      <w:r>
+        <w:t>.</w:t>
       </w:r>
     </w:p>
     <w:p>
@@ -1976,9 +4912,55 @@
           <w:numId w:val="2"/>
         </w:numPr>
       </w:pPr>
-      <w:r>
-        <w:t xml:space="preserve">Sebutkan dan jelaskan aturan dasar dalam penamaan </w:t>
-      </w:r>
+      <w:proofErr w:type="spellStart"/>
+      <w:r>
+        <w:t>Sebutkan</w:t>
+      </w:r>
+      <w:proofErr w:type="spellEnd"/>
+      <w:r>
+        <w:t xml:space="preserve"> dan </w:t>
+      </w:r>
+      <w:proofErr w:type="spellStart"/>
+      <w:r>
+        <w:t>jelaskan</w:t>
+      </w:r>
+      <w:proofErr w:type="spellEnd"/>
+      <w:r>
+        <w:t xml:space="preserve"> </w:t>
+      </w:r>
+      <w:proofErr w:type="spellStart"/>
+      <w:r>
+        <w:t>aturan</w:t>
+      </w:r>
+      <w:proofErr w:type="spellEnd"/>
+      <w:r>
+        <w:t xml:space="preserve"> </w:t>
+      </w:r>
+      <w:proofErr w:type="spellStart"/>
+      <w:r>
+        <w:t>dasar</w:t>
+      </w:r>
+      <w:proofErr w:type="spellEnd"/>
+      <w:r>
+        <w:t xml:space="preserve"> </w:t>
+      </w:r>
+      <w:proofErr w:type="spellStart"/>
+      <w:r>
+        <w:t>dalam</w:t>
+      </w:r>
+      <w:proofErr w:type="spellEnd"/>
+      <w:r>
+        <w:t xml:space="preserve"> </w:t>
+      </w:r>
+      <w:proofErr w:type="spellStart"/>
+      <w:r>
+        <w:t>penamaan</w:t>
+      </w:r>
+      <w:proofErr w:type="spellEnd"/>
+      <w:r>
+        <w:t xml:space="preserve"> </w:t>
+      </w:r>
+      <w:proofErr w:type="spellStart"/>
       <w:r>
         <w:rPr>
           <w:b/>
@@ -1986,8 +4968,25 @@
         </w:rPr>
         <w:t>variabel</w:t>
       </w:r>
-      <w:r>
-        <w:t xml:space="preserve"> pada bahasa pemrograman PHP!</w:t>
+      <w:proofErr w:type="spellEnd"/>
+      <w:r>
+        <w:t xml:space="preserve"> pada </w:t>
+      </w:r>
+      <w:proofErr w:type="spellStart"/>
+      <w:r>
+        <w:t>bahasa</w:t>
+      </w:r>
+      <w:proofErr w:type="spellEnd"/>
+      <w:r>
+        <w:t xml:space="preserve"> </w:t>
+      </w:r>
+      <w:proofErr w:type="spellStart"/>
+      <w:r>
+        <w:t>pemrograman</w:t>
+      </w:r>
+      <w:proofErr w:type="spellEnd"/>
+      <w:r>
+        <w:t xml:space="preserve"> PHP!</w:t>
       </w:r>
     </w:p>
     <w:p>
@@ -1998,8 +4997,21 @@
           <w:numId w:val="3"/>
         </w:numPr>
       </w:pPr>
-      <w:r>
-        <w:t>Dimulai dengan $</w:t>
+      <w:proofErr w:type="spellStart"/>
+      <w:r>
+        <w:t>Dimulai</w:t>
+      </w:r>
+      <w:proofErr w:type="spellEnd"/>
+      <w:r>
+        <w:t xml:space="preserve"> </w:t>
+      </w:r>
+      <w:proofErr w:type="spellStart"/>
+      <w:r>
+        <w:t>dengan</w:t>
+      </w:r>
+      <w:proofErr w:type="spellEnd"/>
+      <w:r>
+        <w:t xml:space="preserve"> $</w:t>
       </w:r>
     </w:p>
     <w:p>
@@ -2010,9 +5022,43 @@
           <w:numId w:val="3"/>
         </w:numPr>
       </w:pPr>
-      <w:r>
-        <w:t>Tidak boleh dimulai dgnspecial character dan angka</w:t>
-      </w:r>
+      <w:proofErr w:type="spellStart"/>
+      <w:r>
+        <w:t>Tidak</w:t>
+      </w:r>
+      <w:proofErr w:type="spellEnd"/>
+      <w:r>
+        <w:t xml:space="preserve"> </w:t>
+      </w:r>
+      <w:proofErr w:type="spellStart"/>
+      <w:r>
+        <w:t>boleh</w:t>
+      </w:r>
+      <w:proofErr w:type="spellEnd"/>
+      <w:r>
+        <w:t xml:space="preserve"> </w:t>
+      </w:r>
+      <w:proofErr w:type="spellStart"/>
+      <w:r>
+        <w:t>dimulai</w:t>
+      </w:r>
+      <w:proofErr w:type="spellEnd"/>
+      <w:r>
+        <w:t xml:space="preserve"> </w:t>
+      </w:r>
+      <w:proofErr w:type="spellStart"/>
+      <w:r>
+        <w:t>dgnspecial</w:t>
+      </w:r>
+      <w:proofErr w:type="spellEnd"/>
+      <w:r>
+        <w:t xml:space="preserve"> character dan </w:t>
+      </w:r>
+      <w:proofErr w:type="spellStart"/>
+      <w:r>
+        <w:t>angka</w:t>
+      </w:r>
+      <w:proofErr w:type="spellEnd"/>
     </w:p>
     <w:p>
       <w:pPr>
@@ -2025,11 +5071,30 @@
       <w:r>
         <w:t xml:space="preserve">Ga </w:t>
       </w:r>
-      <w:r>
-        <w:t>boleh ada special character selain _</w:t>
-      </w:r>
-      <w:bookmarkStart w:id="0" w:name="_GoBack"/>
-      <w:bookmarkEnd w:id="0"/>
+      <w:proofErr w:type="spellStart"/>
+      <w:r>
+        <w:t>boleh</w:t>
+      </w:r>
+      <w:proofErr w:type="spellEnd"/>
+      <w:r>
+        <w:t xml:space="preserve"> </w:t>
+      </w:r>
+      <w:proofErr w:type="spellStart"/>
+      <w:r>
+        <w:t>ada</w:t>
+      </w:r>
+      <w:proofErr w:type="spellEnd"/>
+      <w:r>
+        <w:t xml:space="preserve"> special character </w:t>
+      </w:r>
+      <w:proofErr w:type="spellStart"/>
+      <w:r>
+        <w:t>selain</w:t>
+      </w:r>
+      <w:proofErr w:type="spellEnd"/>
+      <w:r>
+        <w:t xml:space="preserve"> _</w:t>
+      </w:r>
     </w:p>
     <w:p>
       <w:pPr>
@@ -2038,8 +5103,37 @@
           <w:numId w:val="2"/>
         </w:numPr>
       </w:pPr>
-      <w:r>
-        <w:t xml:space="preserve">Apa perbedaan antara perintah </w:t>
+      <w:proofErr w:type="spellStart"/>
+      <w:r>
+        <w:t>Apa</w:t>
+      </w:r>
+      <w:proofErr w:type="spellEnd"/>
+      <w:r>
+        <w:t xml:space="preserve"> </w:t>
+      </w:r>
+      <w:proofErr w:type="spellStart"/>
+      <w:r>
+        <w:t>perbedaan</w:t>
+      </w:r>
+      <w:proofErr w:type="spellEnd"/>
+      <w:r>
+        <w:t xml:space="preserve"> </w:t>
+      </w:r>
+      <w:proofErr w:type="spellStart"/>
+      <w:r>
+        <w:t>antara</w:t>
+      </w:r>
+      <w:proofErr w:type="spellEnd"/>
+      <w:r>
+        <w:t xml:space="preserve"> </w:t>
+      </w:r>
+      <w:proofErr w:type="spellStart"/>
+      <w:r>
+        <w:t>perintah</w:t>
+      </w:r>
+      <w:proofErr w:type="spellEnd"/>
+      <w:r>
+        <w:t xml:space="preserve"> </w:t>
       </w:r>
       <w:r>
         <w:rPr>
@@ -2059,8 +5153,57 @@
         <w:t>DML (Data Manipulation Language)</w:t>
       </w:r>
       <w:r>
-        <w:t xml:space="preserve"> dalam SQL? Berikan contoh masing-masing 2 perintah! </w:t>
-      </w:r>
+        <w:t xml:space="preserve"> </w:t>
+      </w:r>
+      <w:proofErr w:type="spellStart"/>
+      <w:r>
+        <w:t>dalam</w:t>
+      </w:r>
+      <w:proofErr w:type="spellEnd"/>
+      <w:r>
+        <w:t xml:space="preserve"> SQL? </w:t>
+      </w:r>
+      <w:proofErr w:type="spellStart"/>
+      <w:r>
+        <w:t>Berikan</w:t>
+      </w:r>
+      <w:proofErr w:type="spellEnd"/>
+      <w:r>
+        <w:t xml:space="preserve"> </w:t>
+      </w:r>
+      <w:proofErr w:type="spellStart"/>
+      <w:r>
+        <w:t>contoh</w:t>
+      </w:r>
+      <w:proofErr w:type="spellEnd"/>
+      <w:r>
+        <w:t xml:space="preserve"> </w:t>
+      </w:r>
+      <w:proofErr w:type="spellStart"/>
+      <w:r>
+        <w:t>masing-masing</w:t>
+      </w:r>
+      <w:proofErr w:type="spellEnd"/>
+      <w:r>
+        <w:t xml:space="preserve"> 2 </w:t>
+      </w:r>
+      <w:proofErr w:type="spellStart"/>
+      <w:r>
+        <w:t>perintah</w:t>
+      </w:r>
+      <w:proofErr w:type="spellEnd"/>
+      <w:r>
+        <w:t xml:space="preserve">! </w:t>
+      </w:r>
+    </w:p>
+    <w:p>
+      <w:pPr>
+        <w:pStyle w:val="ListParagraph"/>
+        <w:numPr>
+          <w:ilvl w:val="0"/>
+          <w:numId w:val="3"/>
+        </w:numPr>
+      </w:pPr>
     </w:p>
     <w:p/>
     <w:p>
@@ -2070,6 +5213,8 @@
           <w:bCs/>
         </w:rPr>
       </w:pPr>
+      <w:bookmarkStart w:id="0" w:name="_GoBack"/>
+      <w:bookmarkEnd w:id="0"/>
     </w:p>
     <w:sectPr>
       <w:pgSz w:w="12240" w:h="15840"/>

--- a/day1/SOAL - PRA -LSP - 2026.docx
+++ b/day1/SOAL - PRA -LSP - 2026.docx
@@ -111,13 +111,8 @@
       </w:r>
       <w:proofErr w:type="spellEnd"/>
       <w:r>
-        <w:t xml:space="preserve"> </w:t>
-      </w:r>
-      <w:proofErr w:type="gramStart"/>
-      <w:r>
-        <w:t>Ganda !</w:t>
-      </w:r>
-      <w:proofErr w:type="gramEnd"/>
+        <w:t xml:space="preserve"> Ganda !</w:t>
+      </w:r>
     </w:p>
     <w:p>
       <w:pPr>
@@ -927,15 +922,7 @@
       </w:r>
       <w:proofErr w:type="spellEnd"/>
       <w:r>
-        <w:t xml:space="preserve"> </w:t>
-      </w:r>
-      <w:proofErr w:type="gramStart"/>
-      <w:r>
-        <w:t>Server Side</w:t>
-      </w:r>
-      <w:proofErr w:type="gramEnd"/>
-      <w:r>
-        <w:t xml:space="preserve"> Scripting?</w:t>
+        <w:t xml:space="preserve"> Server Side Scripting?</w:t>
       </w:r>
       <w:r>
         <w:br/>
@@ -3262,19 +3249,11 @@
         <w:br/>
         <w:t xml:space="preserve"> </w:t>
       </w:r>
-      <w:proofErr w:type="gramStart"/>
-      <w:r>
-        <w:rPr>
-          <w:highlight w:val="yellow"/>
-        </w:rPr>
-        <w:t>b. !</w:t>
-      </w:r>
-      <w:proofErr w:type="gramEnd"/>
-      <w:r>
-        <w:rPr>
-          <w:highlight w:val="yellow"/>
-        </w:rPr>
-        <w:t>=</w:t>
+      <w:r>
+        <w:rPr>
+          <w:highlight w:val="yellow"/>
+        </w:rPr>
+        <w:t>b. !=</w:t>
       </w:r>
       <w:r>
         <w:br/>
@@ -3495,21 +3474,7 @@
         <w:rPr>
           <w:highlight w:val="yellow"/>
         </w:rPr>
-        <w:t xml:space="preserve">c. </w:t>
-      </w:r>
-      <w:proofErr w:type="gramStart"/>
-      <w:r>
-        <w:rPr>
-          <w:highlight w:val="yellow"/>
-        </w:rPr>
-        <w:t>do</w:t>
-      </w:r>
-      <w:proofErr w:type="gramEnd"/>
-      <w:r>
-        <w:rPr>
-          <w:highlight w:val="yellow"/>
-        </w:rPr>
-        <w:t>...while</w:t>
+        <w:t>c. do...while</w:t>
       </w:r>
       <w:r>
         <w:br/>
@@ -4279,7 +4244,6 @@
     <w:p/>
     <w:p>
       <w:proofErr w:type="spellStart"/>
-      <w:proofErr w:type="gramStart"/>
       <w:r>
         <w:t>Essai</w:t>
       </w:r>
@@ -4287,7 +4251,6 @@
       <w:r>
         <w:t xml:space="preserve"> !</w:t>
       </w:r>
-      <w:proofErr w:type="gramEnd"/>
     </w:p>
     <w:p/>
     <w:p>
@@ -4361,7 +4324,15 @@
       </w:r>
       <w:proofErr w:type="spellEnd"/>
       <w:r>
-        <w:t xml:space="preserve"> penggunanya!</w:t>
+        <w:t xml:space="preserve"> </w:t>
+      </w:r>
+      <w:proofErr w:type="spellStart"/>
+      <w:r>
+        <w:t>penggunanya</w:t>
+      </w:r>
+      <w:proofErr w:type="spellEnd"/>
+      <w:r>
+        <w:t>!</w:t>
       </w:r>
     </w:p>
     <w:p>
@@ -4590,21 +4561,12 @@
       <w:r>
         <w:t xml:space="preserve"> </w:t>
       </w:r>
-      <w:proofErr w:type="gramStart"/>
       <w:r>
         <w:rPr>
           <w:b/>
           <w:bCs/>
         </w:rPr>
-        <w:t>Server Side</w:t>
-      </w:r>
-      <w:proofErr w:type="gramEnd"/>
-      <w:r>
-        <w:rPr>
-          <w:b/>
-          <w:bCs/>
-        </w:rPr>
-        <w:t xml:space="preserve"> Scripting</w:t>
+        <w:t>Server Side Scripting</w:t>
       </w:r>
       <w:r>
         <w:t xml:space="preserve">? </w:t>
@@ -5204,6 +5166,198 @@
           <w:numId w:val="3"/>
         </w:numPr>
       </w:pPr>
+      <w:r>
+        <w:t xml:space="preserve">DDL = </w:t>
+      </w:r>
+      <w:proofErr w:type="spellStart"/>
+      <w:r>
+        <w:t>berhubungan</w:t>
+      </w:r>
+      <w:proofErr w:type="spellEnd"/>
+      <w:r>
+        <w:t xml:space="preserve"> </w:t>
+      </w:r>
+      <w:proofErr w:type="spellStart"/>
+      <w:r>
+        <w:t>denga</w:t>
+      </w:r>
+      <w:bookmarkStart w:id="0" w:name="_GoBack"/>
+      <w:bookmarkEnd w:id="0"/>
+      <w:r>
+        <w:t>n</w:t>
+      </w:r>
+      <w:proofErr w:type="spellEnd"/>
+      <w:r>
+        <w:t xml:space="preserve"> </w:t>
+      </w:r>
+      <w:proofErr w:type="spellStart"/>
+      <w:r>
+        <w:t>pendefinisian</w:t>
+      </w:r>
+      <w:proofErr w:type="spellEnd"/>
+      <w:r>
+        <w:t xml:space="preserve"> </w:t>
+      </w:r>
+      <w:proofErr w:type="spellStart"/>
+      <w:r>
+        <w:t>suatu</w:t>
+      </w:r>
+      <w:proofErr w:type="spellEnd"/>
+      <w:r>
+        <w:t xml:space="preserve"> </w:t>
+      </w:r>
+      <w:proofErr w:type="spellStart"/>
+      <w:r>
+        <w:t>struktur</w:t>
+      </w:r>
+      <w:proofErr w:type="spellEnd"/>
+      <w:r>
+        <w:t xml:space="preserve"> </w:t>
+      </w:r>
+      <w:proofErr w:type="spellStart"/>
+      <w:r>
+        <w:t>db</w:t>
+      </w:r>
+      <w:proofErr w:type="spellEnd"/>
+      <w:r>
+        <w:t xml:space="preserve"> ( create, alter, rename </w:t>
+      </w:r>
+      <w:proofErr w:type="spellStart"/>
+      <w:r>
+        <w:t>dll</w:t>
+      </w:r>
+      <w:proofErr w:type="spellEnd"/>
+      <w:r>
+        <w:t>)</w:t>
+      </w:r>
+    </w:p>
+    <w:p>
+      <w:pPr>
+        <w:pStyle w:val="ListParagraph"/>
+        <w:numPr>
+          <w:ilvl w:val="0"/>
+          <w:numId w:val="3"/>
+        </w:numPr>
+      </w:pPr>
+      <w:r>
+        <w:t xml:space="preserve">DML = </w:t>
+      </w:r>
+      <w:proofErr w:type="spellStart"/>
+      <w:r>
+        <w:t>berhubungan</w:t>
+      </w:r>
+      <w:proofErr w:type="spellEnd"/>
+      <w:r>
+        <w:t xml:space="preserve"> </w:t>
+      </w:r>
+      <w:proofErr w:type="spellStart"/>
+      <w:r>
+        <w:t>dengan</w:t>
+      </w:r>
+      <w:proofErr w:type="spellEnd"/>
+      <w:r>
+        <w:t xml:space="preserve"> </w:t>
+      </w:r>
+      <w:proofErr w:type="spellStart"/>
+      <w:r>
+        <w:t>manipiulasi</w:t>
+      </w:r>
+      <w:proofErr w:type="spellEnd"/>
+      <w:r>
+        <w:t xml:space="preserve"> </w:t>
+      </w:r>
+      <w:proofErr w:type="spellStart"/>
+      <w:r>
+        <w:t>atau</w:t>
+      </w:r>
+      <w:proofErr w:type="spellEnd"/>
+      <w:r>
+        <w:t xml:space="preserve"> </w:t>
+      </w:r>
+      <w:proofErr w:type="spellStart"/>
+      <w:r>
+        <w:t>pengolahan</w:t>
+      </w:r>
+      <w:proofErr w:type="spellEnd"/>
+      <w:r>
+        <w:t xml:space="preserve"> data </w:t>
+      </w:r>
+      <w:proofErr w:type="spellStart"/>
+      <w:r>
+        <w:t>atau</w:t>
+      </w:r>
+      <w:proofErr w:type="spellEnd"/>
+      <w:r>
+        <w:t xml:space="preserve"> record </w:t>
+      </w:r>
+      <w:proofErr w:type="spellStart"/>
+      <w:r>
+        <w:t>dlm</w:t>
+      </w:r>
+      <w:proofErr w:type="spellEnd"/>
+      <w:r>
+        <w:t xml:space="preserve"> table (select, insert, update </w:t>
+      </w:r>
+      <w:proofErr w:type="spellStart"/>
+      <w:r>
+        <w:t>dll</w:t>
+      </w:r>
+      <w:proofErr w:type="spellEnd"/>
+      <w:r>
+        <w:t>)</w:t>
+      </w:r>
+    </w:p>
+    <w:p>
+      <w:pPr>
+        <w:pStyle w:val="ListParagraph"/>
+        <w:numPr>
+          <w:ilvl w:val="0"/>
+          <w:numId w:val="3"/>
+        </w:numPr>
+      </w:pPr>
+      <w:r>
+        <w:t xml:space="preserve">DCL = </w:t>
+      </w:r>
+      <w:proofErr w:type="spellStart"/>
+      <w:r>
+        <w:t>berhubungan</w:t>
+      </w:r>
+      <w:proofErr w:type="spellEnd"/>
+      <w:r>
+        <w:t xml:space="preserve"> </w:t>
+      </w:r>
+      <w:proofErr w:type="spellStart"/>
+      <w:r>
+        <w:t>dgn</w:t>
+      </w:r>
+      <w:proofErr w:type="spellEnd"/>
+      <w:r>
+        <w:t xml:space="preserve"> </w:t>
+      </w:r>
+      <w:proofErr w:type="spellStart"/>
+      <w:r>
+        <w:t>manipulasi</w:t>
+      </w:r>
+      <w:proofErr w:type="spellEnd"/>
+      <w:r>
+        <w:t xml:space="preserve"> user dan </w:t>
+      </w:r>
+      <w:proofErr w:type="spellStart"/>
+      <w:r>
+        <w:t>hak</w:t>
+      </w:r>
+      <w:proofErr w:type="spellEnd"/>
+      <w:r>
+        <w:t xml:space="preserve"> </w:t>
+      </w:r>
+      <w:proofErr w:type="spellStart"/>
+      <w:r>
+        <w:t>akses</w:t>
+      </w:r>
+      <w:proofErr w:type="spellEnd"/>
+      <w:r>
+        <w:t xml:space="preserve"> (grant, revoke)</w:t>
+      </w:r>
     </w:p>
     <w:p/>
     <w:p>
@@ -5213,8 +5367,6 @@
           <w:bCs/>
         </w:rPr>
       </w:pPr>
-      <w:bookmarkStart w:id="0" w:name="_GoBack"/>
-      <w:bookmarkEnd w:id="0"/>
     </w:p>
     <w:sectPr>
       <w:pgSz w:w="12240" w:h="15840"/>
